--- a/选题一_益智消除网页游戏/Word版/03_人工核实说明.docx
+++ b/选题一_益智消除网页游戏/Word版/03_人工核实说明.docx
@@ -35,7 +35,7 @@
     <w:p>
       <w:pPr>
         <w:spacing w:after="80"/>
-        <w:divId w:val="1776556657"/>
+        <w:divId w:val="599216145"/>
         <w:rPr>
           <w:rFonts w:ascii="微软雅黑" w:eastAsia="微软雅黑" w:hAnsi="微软雅黑" w:hint="eastAsia"/>
           <w:color w:val="404040"/>
@@ -110,7 +110,7 @@
     <w:p>
       <w:pPr>
         <w:spacing w:after="80"/>
-        <w:divId w:val="1776556657"/>
+        <w:divId w:val="599216145"/>
         <w:rPr>
           <w:rFonts w:ascii="微软雅黑" w:eastAsia="微软雅黑" w:hAnsi="微软雅黑" w:hint="eastAsia"/>
           <w:color w:val="404040"/>
@@ -152,7 +152,7 @@
     <w:p>
       <w:pPr>
         <w:spacing w:after="80"/>
-        <w:divId w:val="1776556657"/>
+        <w:divId w:val="599216145"/>
         <w:rPr>
           <w:rFonts w:ascii="微软雅黑" w:eastAsia="微软雅黑" w:hAnsi="微软雅黑" w:hint="eastAsia"/>
           <w:color w:val="404040"/>
@@ -277,7 +277,7 @@
           <w:sz w:val="21"/>
           <w:szCs w:val="21"/>
         </w:rPr>
-        <w:pict w14:anchorId="0DB92803">
+        <w:pict>
           <v:rect id="_x0000_i1025" style="width:0;height:1.5pt" o:hralign="center" o:hrstd="t" o:hr="t" fillcolor="#a0a0a0" stroked="f"/>
         </w:pict>
       </w:r>
@@ -2018,7 +2018,7 @@
     <w:p>
       <w:pPr>
         <w:spacing w:after="80"/>
-        <w:divId w:val="1316761013"/>
+        <w:divId w:val="504322799"/>
         <w:rPr>
           <w:rFonts w:ascii="微软雅黑" w:eastAsia="微软雅黑" w:hAnsi="微软雅黑" w:hint="eastAsia"/>
           <w:color w:val="404040"/>
@@ -2212,11 +2212,11 @@
       </w:tblPr>
       <w:tblGrid>
         <w:gridCol w:w="445"/>
-        <w:gridCol w:w="1714"/>
-        <w:gridCol w:w="764"/>
-        <w:gridCol w:w="897"/>
-        <w:gridCol w:w="3949"/>
-        <w:gridCol w:w="2321"/>
+        <w:gridCol w:w="1692"/>
+        <w:gridCol w:w="758"/>
+        <w:gridCol w:w="879"/>
+        <w:gridCol w:w="4075"/>
+        <w:gridCol w:w="2241"/>
       </w:tblGrid>
       <w:tr>
         <w:trPr>
@@ -6324,25 +6324,87 @@
                 <w:sz w:val="19"/>
                 <w:szCs w:val="19"/>
               </w:rPr>
-              <w:t>，</w:t>
-            </w:r>
-            <w:r>
-              <w:rPr>
-                <w:rFonts w:ascii="微软雅黑" w:eastAsia="微软雅黑" w:hAnsi="微软雅黑" w:hint="eastAsia"/>
-                <w:color w:val="1A1A1A"/>
-                <w:sz w:val="19"/>
-                <w:szCs w:val="19"/>
-              </w:rPr>
-              <w:t>2026-09-21</w:t>
-            </w:r>
-            <w:r>
-              <w:rPr>
-                <w:rFonts w:ascii="微软雅黑" w:eastAsia="微软雅黑" w:hAnsi="微软雅黑" w:hint="eastAsia"/>
-                <w:color w:val="1A1A1A"/>
-                <w:sz w:val="19"/>
-                <w:szCs w:val="19"/>
-              </w:rPr>
-              <w:t>，附截图）：①</w:t>
+              <w:t>，证据：</w:t>
+            </w:r>
+            <w:r>
+              <w:rPr>
+                <w:rStyle w:val="HTML"/>
+                <w:color w:val="1A1A1A"/>
+              </w:rPr>
+              <w:t>附件</w:t>
+            </w:r>
+            <w:r>
+              <w:rPr>
+                <w:rStyle w:val="HTML"/>
+                <w:color w:val="1A1A1A"/>
+              </w:rPr>
+              <w:t>_</w:t>
+            </w:r>
+            <w:r>
+              <w:rPr>
+                <w:rStyle w:val="HTML"/>
+                <w:color w:val="1A1A1A"/>
+              </w:rPr>
+              <w:t>核实证据</w:t>
+            </w:r>
+            <w:r>
+              <w:rPr>
+                <w:rStyle w:val="HTML"/>
+                <w:color w:val="1A1A1A"/>
+              </w:rPr>
+              <w:t>/V10-1</w:t>
+            </w:r>
+            <w:r>
+              <w:rPr>
+                <w:rFonts w:ascii="微软雅黑" w:eastAsia="微软雅黑" w:hAnsi="微软雅黑" w:hint="eastAsia"/>
+                <w:color w:val="1A1A1A"/>
+                <w:sz w:val="19"/>
+                <w:szCs w:val="19"/>
+              </w:rPr>
+              <w:t>~</w:t>
+            </w:r>
+            <w:r>
+              <w:rPr>
+                <w:rStyle w:val="HTML"/>
+                <w:color w:val="1A1A1A"/>
+              </w:rPr>
+              <w:t>V10-5</w:t>
+            </w:r>
+            <w:r>
+              <w:rPr>
+                <w:rFonts w:ascii="微软雅黑" w:eastAsia="微软雅黑" w:hAnsi="微软雅黑" w:hint="eastAsia"/>
+                <w:color w:val="1A1A1A"/>
+                <w:sz w:val="19"/>
+                <w:szCs w:val="19"/>
+              </w:rPr>
+              <w:t xml:space="preserve"> </w:t>
+            </w:r>
+            <w:r>
+              <w:rPr>
+                <w:rFonts w:ascii="微软雅黑" w:eastAsia="微软雅黑" w:hAnsi="微软雅黑" w:hint="eastAsia"/>
+                <w:color w:val="1A1A1A"/>
+                <w:sz w:val="19"/>
+                <w:szCs w:val="19"/>
+              </w:rPr>
+              <w:t>共</w:t>
+            </w:r>
+            <w:r>
+              <w:rPr>
+                <w:rFonts w:ascii="微软雅黑" w:eastAsia="微软雅黑" w:hAnsi="微软雅黑" w:hint="eastAsia"/>
+                <w:color w:val="1A1A1A"/>
+                <w:sz w:val="19"/>
+                <w:szCs w:val="19"/>
+              </w:rPr>
+              <w:t xml:space="preserve"> 5 </w:t>
+            </w:r>
+            <w:r>
+              <w:rPr>
+                <w:rFonts w:ascii="微软雅黑" w:eastAsia="微软雅黑" w:hAnsi="微软雅黑" w:hint="eastAsia"/>
+                <w:color w:val="1A1A1A"/>
+                <w:sz w:val="19"/>
+                <w:szCs w:val="19"/>
+              </w:rPr>
+              <w:t>张截图）：①</w:t>
             </w:r>
             <w:r>
               <w:rPr>
@@ -7741,7 +7803,7 @@
     <w:p>
       <w:pPr>
         <w:spacing w:after="80"/>
-        <w:divId w:val="144514365"/>
+        <w:divId w:val="636373536"/>
         <w:rPr>
           <w:rFonts w:ascii="微软雅黑" w:eastAsia="微软雅黑" w:hAnsi="微软雅黑" w:hint="eastAsia"/>
           <w:color w:val="404040"/>
@@ -10621,7 +10683,7 @@
     <w:p>
       <w:pPr>
         <w:spacing w:after="80"/>
-        <w:divId w:val="1294290591"/>
+        <w:divId w:val="416630761"/>
         <w:rPr>
           <w:rFonts w:ascii="微软雅黑" w:eastAsia="微软雅黑" w:hAnsi="微软雅黑" w:hint="eastAsia"/>
           <w:color w:val="404040"/>
@@ -13787,9 +13849,9 @@
 <file path=word/numbering.xml><?xml version="1.0" encoding="utf-8"?>
 <w:numbering xmlns:wpc="http://schemas.microsoft.com/office/word/2010/wordprocessingCanvas" xmlns:cx="http://schemas.microsoft.com/office/drawing/2014/chartex" xmlns:cx1="http://schemas.microsoft.com/office/drawing/2015/9/8/chartex" xmlns:cx2="http://schemas.microsoft.com/office/drawing/2015/10/21/chartex" xmlns:cx3="http://schemas.microsoft.com/office/drawing/2016/5/9/chartex" xmlns:cx4="http://schemas.microsoft.com/office/drawing/2016/5/10/chartex" xmlns:cx5="http://schemas.microsoft.com/office/drawing/2016/5/11/chartex" xmlns:cx6="http://schemas.microsoft.com/office/drawing/2016/5/12/chartex" xmlns:cx7="http://schemas.microsoft.com/office/drawing/2016/5/13/chartex" xmlns:cx8="http://schemas.microsoft.com/office/drawing/2016/5/14/chartex" xmlns:mc="http://schemas.openxmlformats.org/markup-compatibility/2006" xmlns:aink="http://schemas.microsoft.com/office/drawing/2016/ink" xmlns:am3d="http://schemas.microsoft.com/office/drawing/2017/model3d" xmlns:o="urn:schemas-microsoft-com:office:office" xmlns:oel="http://schemas.microsoft.com/office/2019/extlst" xmlns:r="http://schemas.openxmlformats.org/officeDocument/2006/relationships" xmlns:m="http://schemas.openxmlformats.org/officeDocument/2006/math" xmlns:v="urn:schemas-microsoft-com:vml" xmlns:wp14="http://schemas.microsoft.com/office/word/2010/wordprocessingDrawing" xmlns:wp="http://schemas.openxmlformats.org/drawingml/2006/wordprocessingDrawing" xmlns:w10="urn:schemas-microsoft-com:office:word" xmlns:w="http://schemas.openxmlformats.org/wordprocessingml/2006/main" xmlns:w14="http://schemas.microsoft.com/office/word/2010/wordml" xmlns:w15="http://schemas.microsoft.com/office/word/2012/wordml" xmlns:w16cex="http://schemas.microsoft.com/office/word/2018/wordml/cex" xmlns:w16cid="http://schemas.microsoft.com/office/word/2016/wordml/cid" xmlns:w16="http://schemas.microsoft.com/office/word/2018/wordml" xmlns:w16du="http://schemas.microsoft.com/office/word/2023/wordml/word16du" xmlns:w16sdtdh="http://schemas.microsoft.com/office/word/2020/wordml/sdtdatahash" xmlns:w16sdtfl="http://schemas.microsoft.com/office/word/2024/wordml/sdtformatlock" xmlns:w16se="http://schemas.microsoft.com/office/word/2015/wordml/symex" xmlns:wpg="http://schemas.microsoft.com/office/word/2010/wordprocessingGroup" xmlns:wpi="http://schemas.microsoft.com/office/word/2010/wordprocessingInk" xmlns:wne="http://schemas.microsoft.com/office/word/2006/wordml" xmlns:wps="http://schemas.microsoft.com/office/word/2010/wordprocessingShape" mc:Ignorable="w14 w15 w16se w16cid w16 w16cex w16sdtdh w16sdtfl w16du wp14">
   <w:abstractNum w:abstractNumId="0" w15:restartNumberingAfterBreak="0">
-    <w:nsid w:val="0A9655B6"/>
+    <w:nsid w:val="04DE649B"/>
     <w:multiLevelType w:val="multilevel"/>
-    <w:tmpl w:val="DFFA14C4"/>
+    <w:tmpl w:val="BA2EEA62"/>
     <w:lvl w:ilvl="0">
       <w:start w:val="1"/>
       <w:numFmt w:val="decimal"/>
@@ -13900,9 +13962,9 @@
     </w:lvl>
   </w:abstractNum>
   <w:abstractNum w:abstractNumId="1" w15:restartNumberingAfterBreak="0">
-    <w:nsid w:val="66DD67EA"/>
+    <w:nsid w:val="324B34B7"/>
     <w:multiLevelType w:val="multilevel"/>
-    <w:tmpl w:val="7B7E05E2"/>
+    <w:tmpl w:val="400A5228"/>
     <w:lvl w:ilvl="0">
       <w:start w:val="1"/>
       <w:numFmt w:val="decimal"/>
@@ -14013,9 +14075,9 @@
     </w:lvl>
   </w:abstractNum>
   <w:abstractNum w:abstractNumId="2" w15:restartNumberingAfterBreak="0">
-    <w:nsid w:val="7E4903D2"/>
+    <w:nsid w:val="40000074"/>
     <w:multiLevelType w:val="multilevel"/>
-    <w:tmpl w:val="9780851E"/>
+    <w:tmpl w:val="3196A154"/>
     <w:lvl w:ilvl="0">
       <w:start w:val="1"/>
       <w:numFmt w:val="decimal"/>
@@ -14125,13 +14187,13 @@
       </w:pPr>
     </w:lvl>
   </w:abstractNum>
-  <w:num w:numId="1" w16cid:durableId="2123957538">
+  <w:num w:numId="1" w16cid:durableId="1293905583">
+    <w:abstractNumId w:val="2"/>
+  </w:num>
+  <w:num w:numId="2" w16cid:durableId="525678738">
     <w:abstractNumId w:val="1"/>
   </w:num>
-  <w:num w:numId="2" w16cid:durableId="765346947">
-    <w:abstractNumId w:val="2"/>
-  </w:num>
-  <w:num w:numId="3" w16cid:durableId="1931739781">
+  <w:num w:numId="3" w16cid:durableId="839851080">
     <w:abstractNumId w:val="0"/>
   </w:num>
 </w:numbering>
@@ -14802,7 +14864,7 @@
     <w:link w:val="a8"/>
     <w:uiPriority w:val="99"/>
     <w:unhideWhenUsed/>
-    <w:rsid w:val="002B7D22"/>
+    <w:rsid w:val="007D060F"/>
     <w:pPr>
       <w:tabs>
         <w:tab w:val="center" w:pos="4153"/>
@@ -14821,7 +14883,7 @@
     <w:basedOn w:val="a0"/>
     <w:link w:val="a7"/>
     <w:uiPriority w:val="99"/>
-    <w:rsid w:val="002B7D22"/>
+    <w:rsid w:val="007D060F"/>
     <w:rPr>
       <w:rFonts w:ascii="宋体" w:eastAsia="宋体" w:hAnsi="宋体" w:cs="宋体"/>
       <w:sz w:val="18"/>
@@ -14834,7 +14896,7 @@
     <w:link w:val="aa"/>
     <w:uiPriority w:val="99"/>
     <w:unhideWhenUsed/>
-    <w:rsid w:val="002B7D22"/>
+    <w:rsid w:val="007D060F"/>
     <w:pPr>
       <w:tabs>
         <w:tab w:val="center" w:pos="4153"/>
@@ -14852,7 +14914,7 @@
     <w:basedOn w:val="a0"/>
     <w:link w:val="a9"/>
     <w:uiPriority w:val="99"/>
-    <w:rsid w:val="002B7D22"/>
+    <w:rsid w:val="007D060F"/>
     <w:rPr>
       <w:rFonts w:ascii="宋体" w:eastAsia="宋体" w:hAnsi="宋体" w:cs="宋体"/>
       <w:sz w:val="18"/>
@@ -14865,7 +14927,7 @@
     <w:uiPriority w:val="99"/>
     <w:semiHidden/>
     <w:unhideWhenUsed/>
-    <w:rsid w:val="002B7D22"/>
+    <w:rsid w:val="007D060F"/>
   </w:style>
 </w:styles>
 </file>

--- a/选题一_益智消除网页游戏/Word版/03_人工核实说明.docx
+++ b/选题一_益智消除网页游戏/Word版/03_人工核实说明.docx
@@ -35,7 +35,7 @@
     <w:p>
       <w:pPr>
         <w:spacing w:after="80"/>
-        <w:divId w:val="599216145"/>
+        <w:divId w:val="1108353507"/>
         <w:rPr>
           <w:rFonts w:ascii="微软雅黑" w:eastAsia="微软雅黑" w:hAnsi="微软雅黑" w:hint="eastAsia"/>
           <w:color w:val="404040"/>
@@ -110,7 +110,7 @@
     <w:p>
       <w:pPr>
         <w:spacing w:after="80"/>
-        <w:divId w:val="599216145"/>
+        <w:divId w:val="1108353507"/>
         <w:rPr>
           <w:rFonts w:ascii="微软雅黑" w:eastAsia="微软雅黑" w:hAnsi="微软雅黑" w:hint="eastAsia"/>
           <w:color w:val="404040"/>
@@ -152,7 +152,7 @@
     <w:p>
       <w:pPr>
         <w:spacing w:after="80"/>
-        <w:divId w:val="599216145"/>
+        <w:divId w:val="1108353507"/>
         <w:rPr>
           <w:rFonts w:ascii="微软雅黑" w:eastAsia="微软雅黑" w:hAnsi="微软雅黑" w:hint="eastAsia"/>
           <w:color w:val="404040"/>
@@ -248,7 +248,7 @@
           <w:sz w:val="20"/>
           <w:szCs w:val="20"/>
         </w:rPr>
-        <w:t>21</w:t>
+        <w:t>28</w:t>
       </w:r>
       <w:r>
         <w:rPr>
@@ -277,7 +277,7 @@
           <w:sz w:val="21"/>
           <w:szCs w:val="21"/>
         </w:rPr>
-        <w:pict>
+        <w:pict w14:anchorId="0BE23DF3">
           <v:rect id="_x0000_i1025" style="width:0;height:1.5pt" o:hralign="center" o:hrstd="t" o:hr="t" fillcolor="#a0a0a0" stroked="f"/>
         </w:pict>
       </w:r>
@@ -2018,7 +2018,7 @@
     <w:p>
       <w:pPr>
         <w:spacing w:after="80"/>
-        <w:divId w:val="504322799"/>
+        <w:divId w:val="840924549"/>
         <w:rPr>
           <w:rFonts w:ascii="微软雅黑" w:eastAsia="微软雅黑" w:hAnsi="微软雅黑" w:hint="eastAsia"/>
           <w:color w:val="404040"/>
@@ -2042,7 +2042,7 @@
           <w:sz w:val="20"/>
           <w:szCs w:val="20"/>
         </w:rPr>
-        <w:t xml:space="preserve">2026-09-21 </w:t>
+        <w:t xml:space="preserve">2026-09-28 </w:t>
       </w:r>
       <w:r>
         <w:rPr>
@@ -7803,7 +7803,7 @@
     <w:p>
       <w:pPr>
         <w:spacing w:after="80"/>
-        <w:divId w:val="636373536"/>
+        <w:divId w:val="1672097351"/>
         <w:rPr>
           <w:rFonts w:ascii="微软雅黑" w:eastAsia="微软雅黑" w:hAnsi="微软雅黑" w:hint="eastAsia"/>
           <w:color w:val="404040"/>
@@ -10683,7 +10683,7 @@
     <w:p>
       <w:pPr>
         <w:spacing w:after="80"/>
-        <w:divId w:val="416630761"/>
+        <w:divId w:val="1537959879"/>
         <w:rPr>
           <w:rFonts w:ascii="微软雅黑" w:eastAsia="微软雅黑" w:hAnsi="微软雅黑" w:hint="eastAsia"/>
           <w:color w:val="404040"/>
@@ -13004,7 +13004,7 @@
           <w:sz w:val="21"/>
           <w:szCs w:val="21"/>
         </w:rPr>
-        <w:t>2026-09-21</w:t>
+        <w:t>2026-09-28</w:t>
       </w:r>
       <w:r>
         <w:rPr>
@@ -13598,7 +13598,7 @@
           <w:sz w:val="21"/>
           <w:szCs w:val="21"/>
         </w:rPr>
-        <w:t>21</w:t>
+        <w:t>28</w:t>
       </w:r>
       <w:r>
         <w:rPr>
@@ -13849,9 +13849,9 @@
 <file path=word/numbering.xml><?xml version="1.0" encoding="utf-8"?>
 <w:numbering xmlns:wpc="http://schemas.microsoft.com/office/word/2010/wordprocessingCanvas" xmlns:cx="http://schemas.microsoft.com/office/drawing/2014/chartex" xmlns:cx1="http://schemas.microsoft.com/office/drawing/2015/9/8/chartex" xmlns:cx2="http://schemas.microsoft.com/office/drawing/2015/10/21/chartex" xmlns:cx3="http://schemas.microsoft.com/office/drawing/2016/5/9/chartex" xmlns:cx4="http://schemas.microsoft.com/office/drawing/2016/5/10/chartex" xmlns:cx5="http://schemas.microsoft.com/office/drawing/2016/5/11/chartex" xmlns:cx6="http://schemas.microsoft.com/office/drawing/2016/5/12/chartex" xmlns:cx7="http://schemas.microsoft.com/office/drawing/2016/5/13/chartex" xmlns:cx8="http://schemas.microsoft.com/office/drawing/2016/5/14/chartex" xmlns:mc="http://schemas.openxmlformats.org/markup-compatibility/2006" xmlns:aink="http://schemas.microsoft.com/office/drawing/2016/ink" xmlns:am3d="http://schemas.microsoft.com/office/drawing/2017/model3d" xmlns:o="urn:schemas-microsoft-com:office:office" xmlns:oel="http://schemas.microsoft.com/office/2019/extlst" xmlns:r="http://schemas.openxmlformats.org/officeDocument/2006/relationships" xmlns:m="http://schemas.openxmlformats.org/officeDocument/2006/math" xmlns:v="urn:schemas-microsoft-com:vml" xmlns:wp14="http://schemas.microsoft.com/office/word/2010/wordprocessingDrawing" xmlns:wp="http://schemas.openxmlformats.org/drawingml/2006/wordprocessingDrawing" xmlns:w10="urn:schemas-microsoft-com:office:word" xmlns:w="http://schemas.openxmlformats.org/wordprocessingml/2006/main" xmlns:w14="http://schemas.microsoft.com/office/word/2010/wordml" xmlns:w15="http://schemas.microsoft.com/office/word/2012/wordml" xmlns:w16cex="http://schemas.microsoft.com/office/word/2018/wordml/cex" xmlns:w16cid="http://schemas.microsoft.com/office/word/2016/wordml/cid" xmlns:w16="http://schemas.microsoft.com/office/word/2018/wordml" xmlns:w16du="http://schemas.microsoft.com/office/word/2023/wordml/word16du" xmlns:w16sdtdh="http://schemas.microsoft.com/office/word/2020/wordml/sdtdatahash" xmlns:w16sdtfl="http://schemas.microsoft.com/office/word/2024/wordml/sdtformatlock" xmlns:w16se="http://schemas.microsoft.com/office/word/2015/wordml/symex" xmlns:wpg="http://schemas.microsoft.com/office/word/2010/wordprocessingGroup" xmlns:wpi="http://schemas.microsoft.com/office/word/2010/wordprocessingInk" xmlns:wne="http://schemas.microsoft.com/office/word/2006/wordml" xmlns:wps="http://schemas.microsoft.com/office/word/2010/wordprocessingShape" mc:Ignorable="w14 w15 w16se w16cid w16 w16cex w16sdtdh w16sdtfl w16du wp14">
   <w:abstractNum w:abstractNumId="0" w15:restartNumberingAfterBreak="0">
-    <w:nsid w:val="04DE649B"/>
+    <w:nsid w:val="192857A7"/>
     <w:multiLevelType w:val="multilevel"/>
-    <w:tmpl w:val="BA2EEA62"/>
+    <w:tmpl w:val="B2AAA38E"/>
     <w:lvl w:ilvl="0">
       <w:start w:val="1"/>
       <w:numFmt w:val="decimal"/>
@@ -13962,9 +13962,9 @@
     </w:lvl>
   </w:abstractNum>
   <w:abstractNum w:abstractNumId="1" w15:restartNumberingAfterBreak="0">
-    <w:nsid w:val="324B34B7"/>
+    <w:nsid w:val="35D866BB"/>
     <w:multiLevelType w:val="multilevel"/>
-    <w:tmpl w:val="400A5228"/>
+    <w:tmpl w:val="C018F5A6"/>
     <w:lvl w:ilvl="0">
       <w:start w:val="1"/>
       <w:numFmt w:val="decimal"/>
@@ -14075,9 +14075,9 @@
     </w:lvl>
   </w:abstractNum>
   <w:abstractNum w:abstractNumId="2" w15:restartNumberingAfterBreak="0">
-    <w:nsid w:val="40000074"/>
+    <w:nsid w:val="50E52C17"/>
     <w:multiLevelType w:val="multilevel"/>
-    <w:tmpl w:val="3196A154"/>
+    <w:tmpl w:val="6D4801AC"/>
     <w:lvl w:ilvl="0">
       <w:start w:val="1"/>
       <w:numFmt w:val="decimal"/>
@@ -14187,14 +14187,14 @@
       </w:pPr>
     </w:lvl>
   </w:abstractNum>
-  <w:num w:numId="1" w16cid:durableId="1293905583">
-    <w:abstractNumId w:val="2"/>
+  <w:num w:numId="1" w16cid:durableId="278413314">
+    <w:abstractNumId w:val="0"/>
   </w:num>
-  <w:num w:numId="2" w16cid:durableId="525678738">
+  <w:num w:numId="2" w16cid:durableId="951546916">
     <w:abstractNumId w:val="1"/>
   </w:num>
-  <w:num w:numId="3" w16cid:durableId="839851080">
-    <w:abstractNumId w:val="0"/>
+  <w:num w:numId="3" w16cid:durableId="985208949">
+    <w:abstractNumId w:val="2"/>
   </w:num>
 </w:numbering>
 </file>
@@ -14864,7 +14864,7 @@
     <w:link w:val="a8"/>
     <w:uiPriority w:val="99"/>
     <w:unhideWhenUsed/>
-    <w:rsid w:val="007D060F"/>
+    <w:rsid w:val="009F1279"/>
     <w:pPr>
       <w:tabs>
         <w:tab w:val="center" w:pos="4153"/>
@@ -14883,7 +14883,7 @@
     <w:basedOn w:val="a0"/>
     <w:link w:val="a7"/>
     <w:uiPriority w:val="99"/>
-    <w:rsid w:val="007D060F"/>
+    <w:rsid w:val="009F1279"/>
     <w:rPr>
       <w:rFonts w:ascii="宋体" w:eastAsia="宋体" w:hAnsi="宋体" w:cs="宋体"/>
       <w:sz w:val="18"/>
@@ -14896,7 +14896,7 @@
     <w:link w:val="aa"/>
     <w:uiPriority w:val="99"/>
     <w:unhideWhenUsed/>
-    <w:rsid w:val="007D060F"/>
+    <w:rsid w:val="009F1279"/>
     <w:pPr>
       <w:tabs>
         <w:tab w:val="center" w:pos="4153"/>
@@ -14914,7 +14914,7 @@
     <w:basedOn w:val="a0"/>
     <w:link w:val="a9"/>
     <w:uiPriority w:val="99"/>
-    <w:rsid w:val="007D060F"/>
+    <w:rsid w:val="009F1279"/>
     <w:rPr>
       <w:rFonts w:ascii="宋体" w:eastAsia="宋体" w:hAnsi="宋体" w:cs="宋体"/>
       <w:sz w:val="18"/>
@@ -14927,7 +14927,7 @@
     <w:uiPriority w:val="99"/>
     <w:semiHidden/>
     <w:unhideWhenUsed/>
-    <w:rsid w:val="007D060F"/>
+    <w:rsid w:val="009F1279"/>
   </w:style>
 </w:styles>
 </file>

--- a/选题一_益智消除网页游戏/Word版/03_人工核实说明.docx
+++ b/选题一_益智消除网页游戏/Word版/03_人工核实说明.docx
@@ -35,7 +35,7 @@
     <w:p>
       <w:pPr>
         <w:spacing w:after="80"/>
-        <w:divId w:val="1108353507"/>
+        <w:divId w:val="492911628"/>
         <w:rPr>
           <w:rFonts w:ascii="微软雅黑" w:eastAsia="微软雅黑" w:hAnsi="微软雅黑" w:hint="eastAsia"/>
           <w:color w:val="404040"/>
@@ -110,7 +110,7 @@
     <w:p>
       <w:pPr>
         <w:spacing w:after="80"/>
-        <w:divId w:val="1108353507"/>
+        <w:divId w:val="492911628"/>
         <w:rPr>
           <w:rFonts w:ascii="微软雅黑" w:eastAsia="微软雅黑" w:hAnsi="微软雅黑" w:hint="eastAsia"/>
           <w:color w:val="404040"/>
@@ -152,7 +152,7 @@
     <w:p>
       <w:pPr>
         <w:spacing w:after="80"/>
-        <w:divId w:val="1108353507"/>
+        <w:divId w:val="492911628"/>
         <w:rPr>
           <w:rFonts w:ascii="微软雅黑" w:eastAsia="微软雅黑" w:hAnsi="微软雅黑" w:hint="eastAsia"/>
           <w:color w:val="404040"/>
@@ -277,7 +277,7 @@
           <w:sz w:val="21"/>
           <w:szCs w:val="21"/>
         </w:rPr>
-        <w:pict w14:anchorId="0BE23DF3">
+        <w:pict w14:anchorId="5D280513">
           <v:rect id="_x0000_i1025" style="width:0;height:1.5pt" o:hralign="center" o:hrstd="t" o:hr="t" fillcolor="#a0a0a0" stroked="f"/>
         </w:pict>
       </w:r>
@@ -2018,7 +2018,7 @@
     <w:p>
       <w:pPr>
         <w:spacing w:after="80"/>
-        <w:divId w:val="840924549"/>
+        <w:divId w:val="1729645390"/>
         <w:rPr>
           <w:rFonts w:ascii="微软雅黑" w:eastAsia="微软雅黑" w:hAnsi="微软雅黑" w:hint="eastAsia"/>
           <w:color w:val="404040"/>
@@ -7803,7 +7803,7 @@
     <w:p>
       <w:pPr>
         <w:spacing w:after="80"/>
-        <w:divId w:val="1672097351"/>
+        <w:divId w:val="988708255"/>
         <w:rPr>
           <w:rFonts w:ascii="微软雅黑" w:eastAsia="微软雅黑" w:hAnsi="微软雅黑" w:hint="eastAsia"/>
           <w:color w:val="404040"/>
@@ -10683,7 +10683,7 @@
     <w:p>
       <w:pPr>
         <w:spacing w:after="80"/>
-        <w:divId w:val="1537959879"/>
+        <w:divId w:val="1704287661"/>
         <w:rPr>
           <w:rFonts w:ascii="微软雅黑" w:eastAsia="微软雅黑" w:hAnsi="微软雅黑" w:hint="eastAsia"/>
           <w:color w:val="404040"/>
@@ -13849,9 +13849,9 @@
 <file path=word/numbering.xml><?xml version="1.0" encoding="utf-8"?>
 <w:numbering xmlns:wpc="http://schemas.microsoft.com/office/word/2010/wordprocessingCanvas" xmlns:cx="http://schemas.microsoft.com/office/drawing/2014/chartex" xmlns:cx1="http://schemas.microsoft.com/office/drawing/2015/9/8/chartex" xmlns:cx2="http://schemas.microsoft.com/office/drawing/2015/10/21/chartex" xmlns:cx3="http://schemas.microsoft.com/office/drawing/2016/5/9/chartex" xmlns:cx4="http://schemas.microsoft.com/office/drawing/2016/5/10/chartex" xmlns:cx5="http://schemas.microsoft.com/office/drawing/2016/5/11/chartex" xmlns:cx6="http://schemas.microsoft.com/office/drawing/2016/5/12/chartex" xmlns:cx7="http://schemas.microsoft.com/office/drawing/2016/5/13/chartex" xmlns:cx8="http://schemas.microsoft.com/office/drawing/2016/5/14/chartex" xmlns:mc="http://schemas.openxmlformats.org/markup-compatibility/2006" xmlns:aink="http://schemas.microsoft.com/office/drawing/2016/ink" xmlns:am3d="http://schemas.microsoft.com/office/drawing/2017/model3d" xmlns:o="urn:schemas-microsoft-com:office:office" xmlns:oel="http://schemas.microsoft.com/office/2019/extlst" xmlns:r="http://schemas.openxmlformats.org/officeDocument/2006/relationships" xmlns:m="http://schemas.openxmlformats.org/officeDocument/2006/math" xmlns:v="urn:schemas-microsoft-com:vml" xmlns:wp14="http://schemas.microsoft.com/office/word/2010/wordprocessingDrawing" xmlns:wp="http://schemas.openxmlformats.org/drawingml/2006/wordprocessingDrawing" xmlns:w10="urn:schemas-microsoft-com:office:word" xmlns:w="http://schemas.openxmlformats.org/wordprocessingml/2006/main" xmlns:w14="http://schemas.microsoft.com/office/word/2010/wordml" xmlns:w15="http://schemas.microsoft.com/office/word/2012/wordml" xmlns:w16cex="http://schemas.microsoft.com/office/word/2018/wordml/cex" xmlns:w16cid="http://schemas.microsoft.com/office/word/2016/wordml/cid" xmlns:w16="http://schemas.microsoft.com/office/word/2018/wordml" xmlns:w16du="http://schemas.microsoft.com/office/word/2023/wordml/word16du" xmlns:w16sdtdh="http://schemas.microsoft.com/office/word/2020/wordml/sdtdatahash" xmlns:w16sdtfl="http://schemas.microsoft.com/office/word/2024/wordml/sdtformatlock" xmlns:w16se="http://schemas.microsoft.com/office/word/2015/wordml/symex" xmlns:wpg="http://schemas.microsoft.com/office/word/2010/wordprocessingGroup" xmlns:wpi="http://schemas.microsoft.com/office/word/2010/wordprocessingInk" xmlns:wne="http://schemas.microsoft.com/office/word/2006/wordml" xmlns:wps="http://schemas.microsoft.com/office/word/2010/wordprocessingShape" mc:Ignorable="w14 w15 w16se w16cid w16 w16cex w16sdtdh w16sdtfl w16du wp14">
   <w:abstractNum w:abstractNumId="0" w15:restartNumberingAfterBreak="0">
-    <w:nsid w:val="192857A7"/>
+    <w:nsid w:val="37D363D7"/>
     <w:multiLevelType w:val="multilevel"/>
-    <w:tmpl w:val="B2AAA38E"/>
+    <w:tmpl w:val="D6DAE4C2"/>
     <w:lvl w:ilvl="0">
       <w:start w:val="1"/>
       <w:numFmt w:val="decimal"/>
@@ -13962,9 +13962,9 @@
     </w:lvl>
   </w:abstractNum>
   <w:abstractNum w:abstractNumId="1" w15:restartNumberingAfterBreak="0">
-    <w:nsid w:val="35D866BB"/>
+    <w:nsid w:val="55747D38"/>
     <w:multiLevelType w:val="multilevel"/>
-    <w:tmpl w:val="C018F5A6"/>
+    <w:tmpl w:val="616E345C"/>
     <w:lvl w:ilvl="0">
       <w:start w:val="1"/>
       <w:numFmt w:val="decimal"/>
@@ -14075,9 +14075,9 @@
     </w:lvl>
   </w:abstractNum>
   <w:abstractNum w:abstractNumId="2" w15:restartNumberingAfterBreak="0">
-    <w:nsid w:val="50E52C17"/>
+    <w:nsid w:val="785B11F6"/>
     <w:multiLevelType w:val="multilevel"/>
-    <w:tmpl w:val="6D4801AC"/>
+    <w:tmpl w:val="8BB05E3A"/>
     <w:lvl w:ilvl="0">
       <w:start w:val="1"/>
       <w:numFmt w:val="decimal"/>
@@ -14187,13 +14187,13 @@
       </w:pPr>
     </w:lvl>
   </w:abstractNum>
-  <w:num w:numId="1" w16cid:durableId="278413314">
+  <w:num w:numId="1" w16cid:durableId="1042942327">
     <w:abstractNumId w:val="0"/>
   </w:num>
-  <w:num w:numId="2" w16cid:durableId="951546916">
+  <w:num w:numId="2" w16cid:durableId="2054649780">
     <w:abstractNumId w:val="1"/>
   </w:num>
-  <w:num w:numId="3" w16cid:durableId="985208949">
+  <w:num w:numId="3" w16cid:durableId="418983551">
     <w:abstractNumId w:val="2"/>
   </w:num>
 </w:numbering>
@@ -14864,7 +14864,7 @@
     <w:link w:val="a8"/>
     <w:uiPriority w:val="99"/>
     <w:unhideWhenUsed/>
-    <w:rsid w:val="009F1279"/>
+    <w:rsid w:val="006B0D04"/>
     <w:pPr>
       <w:tabs>
         <w:tab w:val="center" w:pos="4153"/>
@@ -14883,7 +14883,7 @@
     <w:basedOn w:val="a0"/>
     <w:link w:val="a7"/>
     <w:uiPriority w:val="99"/>
-    <w:rsid w:val="009F1279"/>
+    <w:rsid w:val="006B0D04"/>
     <w:rPr>
       <w:rFonts w:ascii="宋体" w:eastAsia="宋体" w:hAnsi="宋体" w:cs="宋体"/>
       <w:sz w:val="18"/>
@@ -14896,7 +14896,7 @@
     <w:link w:val="aa"/>
     <w:uiPriority w:val="99"/>
     <w:unhideWhenUsed/>
-    <w:rsid w:val="009F1279"/>
+    <w:rsid w:val="006B0D04"/>
     <w:pPr>
       <w:tabs>
         <w:tab w:val="center" w:pos="4153"/>
@@ -14914,7 +14914,7 @@
     <w:basedOn w:val="a0"/>
     <w:link w:val="a9"/>
     <w:uiPriority w:val="99"/>
-    <w:rsid w:val="009F1279"/>
+    <w:rsid w:val="006B0D04"/>
     <w:rPr>
       <w:rFonts w:ascii="宋体" w:eastAsia="宋体" w:hAnsi="宋体" w:cs="宋体"/>
       <w:sz w:val="18"/>
@@ -14927,7 +14927,7 @@
     <w:uiPriority w:val="99"/>
     <w:semiHidden/>
     <w:unhideWhenUsed/>
-    <w:rsid w:val="009F1279"/>
+    <w:rsid w:val="006B0D04"/>
   </w:style>
 </w:styles>
 </file>

--- a/选题一_益智消除网页游戏/Word版/03_人工核实说明.docx
+++ b/选题一_益智消除网页游戏/Word版/03_人工核实说明.docx
@@ -35,7 +35,7 @@
     <w:p>
       <w:pPr>
         <w:spacing w:after="80"/>
-        <w:divId w:val="492911628"/>
+        <w:divId w:val="1842769536"/>
         <w:rPr>
           <w:rFonts w:ascii="微软雅黑" w:eastAsia="微软雅黑" w:hAnsi="微软雅黑" w:hint="eastAsia"/>
           <w:color w:val="404040"/>
@@ -110,7 +110,7 @@
     <w:p>
       <w:pPr>
         <w:spacing w:after="80"/>
-        <w:divId w:val="492911628"/>
+        <w:divId w:val="1842769536"/>
         <w:rPr>
           <w:rFonts w:ascii="微软雅黑" w:eastAsia="微软雅黑" w:hAnsi="微软雅黑" w:hint="eastAsia"/>
           <w:color w:val="404040"/>
@@ -120,7 +120,6 @@
       </w:pPr>
       <w:r>
         <w:rPr>
-          <w:rStyle w:val="a6"/>
           <w:rFonts w:ascii="微软雅黑" w:eastAsia="微软雅黑" w:hAnsi="微软雅黑" w:hint="eastAsia"/>
           <w:color w:val="404040"/>
           <w:sz w:val="20"/>
@@ -130,7 +129,6 @@
       </w:r>
       <w:r>
         <w:rPr>
-          <w:rStyle w:val="a6"/>
           <w:rFonts w:ascii="微软雅黑" w:eastAsia="微软雅黑" w:hAnsi="微软雅黑" w:hint="eastAsia"/>
           <w:color w:val="404040"/>
           <w:sz w:val="20"/>
@@ -140,19 +138,217 @@
       </w:r>
       <w:r>
         <w:rPr>
-          <w:rStyle w:val="a6"/>
           <w:rFonts w:ascii="微软雅黑" w:eastAsia="微软雅黑" w:hAnsi="微软雅黑" w:hint="eastAsia"/>
           <w:color w:val="404040"/>
           <w:sz w:val="20"/>
           <w:szCs w:val="20"/>
         </w:rPr>
-        <w:t>人工核实执行指导》。</w:t>
+        <w:t>人工核实执行指导》——该文件与《</w:t>
+      </w:r>
+      <w:r>
+        <w:rPr>
+          <w:rFonts w:ascii="微软雅黑" w:eastAsia="微软雅黑" w:hAnsi="微软雅黑" w:hint="eastAsia"/>
+          <w:color w:val="404040"/>
+          <w:sz w:val="20"/>
+          <w:szCs w:val="20"/>
+        </w:rPr>
+        <w:t>04</w:t>
+      </w:r>
+      <w:r>
+        <w:rPr>
+          <w:rFonts w:ascii="微软雅黑" w:eastAsia="微软雅黑" w:hAnsi="微软雅黑" w:hint="eastAsia"/>
+          <w:color w:val="404040"/>
+          <w:sz w:val="20"/>
+          <w:szCs w:val="20"/>
+        </w:rPr>
+        <w:t>》《</w:t>
+      </w:r>
+      <w:r>
+        <w:rPr>
+          <w:rFonts w:ascii="微软雅黑" w:eastAsia="微软雅黑" w:hAnsi="微软雅黑" w:hint="eastAsia"/>
+          <w:color w:val="404040"/>
+          <w:sz w:val="20"/>
+          <w:szCs w:val="20"/>
+        </w:rPr>
+        <w:t>05</w:t>
+      </w:r>
+      <w:r>
+        <w:rPr>
+          <w:rFonts w:ascii="微软雅黑" w:eastAsia="微软雅黑" w:hAnsi="微软雅黑" w:hint="eastAsia"/>
+          <w:color w:val="404040"/>
+          <w:sz w:val="20"/>
+          <w:szCs w:val="20"/>
+        </w:rPr>
+        <w:t>》《</w:t>
+      </w:r>
+      <w:r>
+        <w:rPr>
+          <w:rFonts w:ascii="微软雅黑" w:eastAsia="微软雅黑" w:hAnsi="微软雅黑" w:hint="eastAsia"/>
+          <w:color w:val="404040"/>
+          <w:sz w:val="20"/>
+          <w:szCs w:val="20"/>
+        </w:rPr>
+        <w:t>07</w:t>
+      </w:r>
+      <w:r>
+        <w:rPr>
+          <w:rFonts w:ascii="微软雅黑" w:eastAsia="微软雅黑" w:hAnsi="微软雅黑" w:hint="eastAsia"/>
+          <w:color w:val="404040"/>
+          <w:sz w:val="20"/>
+          <w:szCs w:val="20"/>
+        </w:rPr>
+        <w:t>》《</w:t>
+      </w:r>
+      <w:r>
+        <w:rPr>
+          <w:rFonts w:ascii="微软雅黑" w:eastAsia="微软雅黑" w:hAnsi="微软雅黑" w:hint="eastAsia"/>
+          <w:color w:val="404040"/>
+          <w:sz w:val="20"/>
+          <w:szCs w:val="20"/>
+        </w:rPr>
+        <w:t>08</w:t>
+      </w:r>
+      <w:r>
+        <w:rPr>
+          <w:rFonts w:ascii="微软雅黑" w:eastAsia="微软雅黑" w:hAnsi="微软雅黑" w:hint="eastAsia"/>
+          <w:color w:val="404040"/>
+          <w:sz w:val="20"/>
+          <w:szCs w:val="20"/>
+        </w:rPr>
+        <w:t>》均为</w:t>
+      </w:r>
+      <w:r>
+        <w:rPr>
+          <w:rStyle w:val="a6"/>
+          <w:rFonts w:ascii="微软雅黑" w:eastAsia="微软雅黑" w:hAnsi="微软雅黑" w:hint="eastAsia"/>
+          <w:color w:val="404040"/>
+          <w:sz w:val="20"/>
+          <w:szCs w:val="20"/>
+        </w:rPr>
+        <w:t>可选核实工具，未随本包提交</w:t>
+      </w:r>
+      <w:r>
+        <w:rPr>
+          <w:rFonts w:ascii="微软雅黑" w:eastAsia="微软雅黑" w:hAnsi="微软雅黑" w:hint="eastAsia"/>
+          <w:color w:val="404040"/>
+          <w:sz w:val="20"/>
+          <w:szCs w:val="20"/>
+        </w:rPr>
+        <w:t>；本次核实实际采用</w:t>
+      </w:r>
+      <w:r>
+        <w:rPr>
+          <w:rFonts w:ascii="微软雅黑" w:eastAsia="微软雅黑" w:hAnsi="微软雅黑" w:hint="eastAsia"/>
+          <w:color w:val="404040"/>
+          <w:sz w:val="20"/>
+          <w:szCs w:val="20"/>
+        </w:rPr>
+        <w:t>"</w:t>
+      </w:r>
+      <w:r>
+        <w:rPr>
+          <w:rFonts w:ascii="微软雅黑" w:eastAsia="微软雅黑" w:hAnsi="微软雅黑" w:hint="eastAsia"/>
+          <w:color w:val="404040"/>
+          <w:sz w:val="20"/>
+          <w:szCs w:val="20"/>
+        </w:rPr>
+        <w:t>经验核实</w:t>
+      </w:r>
+      <w:r>
+        <w:rPr>
+          <w:rFonts w:ascii="微软雅黑" w:eastAsia="微软雅黑" w:hAnsi="微软雅黑" w:hint="eastAsia"/>
+          <w:color w:val="404040"/>
+          <w:sz w:val="20"/>
+          <w:szCs w:val="20"/>
+        </w:rPr>
+        <w:t xml:space="preserve"> + </w:t>
+      </w:r>
+      <w:r>
+        <w:rPr>
+          <w:rFonts w:ascii="微软雅黑" w:eastAsia="微软雅黑" w:hAnsi="微软雅黑" w:hint="eastAsia"/>
+          <w:color w:val="404040"/>
+          <w:sz w:val="20"/>
+          <w:szCs w:val="20"/>
+        </w:rPr>
+        <w:t>亲测</w:t>
+      </w:r>
+      <w:r>
+        <w:rPr>
+          <w:rFonts w:ascii="微软雅黑" w:eastAsia="微软雅黑" w:hAnsi="微软雅黑" w:hint="eastAsia"/>
+          <w:color w:val="404040"/>
+          <w:sz w:val="20"/>
+          <w:szCs w:val="20"/>
+        </w:rPr>
+        <w:t xml:space="preserve"> + </w:t>
+      </w:r>
+      <w:r>
+        <w:rPr>
+          <w:rFonts w:ascii="微软雅黑" w:eastAsia="微软雅黑" w:hAnsi="微软雅黑" w:hint="eastAsia"/>
+          <w:color w:val="404040"/>
+          <w:sz w:val="20"/>
+          <w:szCs w:val="20"/>
+        </w:rPr>
+        <w:t>浏览器实测</w:t>
+      </w:r>
+      <w:r>
+        <w:rPr>
+          <w:rFonts w:ascii="微软雅黑" w:eastAsia="微软雅黑" w:hAnsi="微软雅黑" w:hint="eastAsia"/>
+          <w:color w:val="404040"/>
+          <w:sz w:val="20"/>
+          <w:szCs w:val="20"/>
+        </w:rPr>
+        <w:t xml:space="preserve"> + </w:t>
+      </w:r>
+      <w:r>
+        <w:rPr>
+          <w:rFonts w:ascii="微软雅黑" w:eastAsia="微软雅黑" w:hAnsi="微软雅黑" w:hint="eastAsia"/>
+          <w:color w:val="404040"/>
+          <w:sz w:val="20"/>
+          <w:szCs w:val="20"/>
+        </w:rPr>
+        <w:t>链接复核</w:t>
+      </w:r>
+      <w:r>
+        <w:rPr>
+          <w:rFonts w:ascii="微软雅黑" w:eastAsia="微软雅黑" w:hAnsi="微软雅黑" w:hint="eastAsia"/>
+          <w:color w:val="404040"/>
+          <w:sz w:val="20"/>
+          <w:szCs w:val="20"/>
+        </w:rPr>
+        <w:t>"</w:t>
+      </w:r>
+      <w:r>
+        <w:rPr>
+          <w:rFonts w:ascii="微软雅黑" w:eastAsia="微软雅黑" w:hAnsi="微软雅黑" w:hint="eastAsia"/>
+          <w:color w:val="404040"/>
+          <w:sz w:val="20"/>
+          <w:szCs w:val="20"/>
+        </w:rPr>
+        <w:t>四种方式（见第</w:t>
+      </w:r>
+      <w:r>
+        <w:rPr>
+          <w:rFonts w:ascii="微软雅黑" w:eastAsia="微软雅黑" w:hAnsi="微软雅黑" w:hint="eastAsia"/>
+          <w:color w:val="404040"/>
+          <w:sz w:val="20"/>
+          <w:szCs w:val="20"/>
+        </w:rPr>
+        <w:t xml:space="preserve"> 2 </w:t>
+      </w:r>
+      <w:r>
+        <w:rPr>
+          <w:rFonts w:ascii="微软雅黑" w:eastAsia="微软雅黑" w:hAnsi="微软雅黑" w:hint="eastAsia"/>
+          <w:color w:val="404040"/>
+          <w:sz w:val="20"/>
+          <w:szCs w:val="20"/>
+        </w:rPr>
+        <w:t>节）。</w:t>
       </w:r>
     </w:p>
     <w:p>
       <w:pPr>
         <w:spacing w:after="80"/>
-        <w:divId w:val="492911628"/>
+        <w:divId w:val="1842769536"/>
         <w:rPr>
           <w:rFonts w:ascii="微软雅黑" w:eastAsia="微软雅黑" w:hAnsi="微软雅黑" w:hint="eastAsia"/>
           <w:color w:val="404040"/>
@@ -277,7 +473,7 @@
           <w:sz w:val="21"/>
           <w:szCs w:val="21"/>
         </w:rPr>
-        <w:pict w14:anchorId="5D280513">
+        <w:pict w14:anchorId="69E643E2">
           <v:rect id="_x0000_i1025" style="width:0;height:1.5pt" o:hralign="center" o:hrstd="t" o:hr="t" fillcolor="#a0a0a0" stroked="f"/>
         </w:pict>
       </w:r>
@@ -699,9 +895,9 @@
         <w:tblLook w:val="04A0" w:firstRow="1" w:lastRow="0" w:firstColumn="1" w:lastColumn="0" w:noHBand="0" w:noVBand="1"/>
       </w:tblPr>
       <w:tblGrid>
-        <w:gridCol w:w="1565"/>
-        <w:gridCol w:w="5209"/>
-        <w:gridCol w:w="3316"/>
+        <w:gridCol w:w="1470"/>
+        <w:gridCol w:w="5904"/>
+        <w:gridCol w:w="2716"/>
       </w:tblGrid>
       <w:tr>
         <w:trPr>
@@ -1103,7 +1299,26 @@
                 <w:sz w:val="19"/>
                 <w:szCs w:val="19"/>
               </w:rPr>
-              <w:t>问卷调查（可选，不强制）</w:t>
+              <w:t>问卷调查（可选，</w:t>
+            </w:r>
+            <w:r>
+              <w:rPr>
+                <w:rStyle w:val="a6"/>
+                <w:rFonts w:ascii="微软雅黑" w:eastAsia="微软雅黑" w:hAnsi="微软雅黑" w:hint="eastAsia"/>
+                <w:color w:val="1A1A1A"/>
+                <w:sz w:val="19"/>
+                <w:szCs w:val="19"/>
+              </w:rPr>
+              <w:t>本次未采用</w:t>
+            </w:r>
+            <w:r>
+              <w:rPr>
+                <w:rFonts w:ascii="微软雅黑" w:eastAsia="微软雅黑" w:hAnsi="微软雅黑" w:hint="eastAsia"/>
+                <w:color w:val="1A1A1A"/>
+                <w:sz w:val="19"/>
+                <w:szCs w:val="19"/>
+              </w:rPr>
+              <w:t>）</w:t>
             </w:r>
           </w:p>
         </w:tc>
@@ -1213,7 +1428,7 @@
                 <w:sz w:val="19"/>
                 <w:szCs w:val="19"/>
               </w:rPr>
-              <w:t>问卷星），时间允许时用于扩大样本</w:t>
+              <w:t>问卷星），用于自愿扩大样本；这些工具未随本包提交</w:t>
             </w:r>
           </w:p>
         </w:tc>
@@ -1679,7 +1894,7 @@
                 <w:sz w:val="19"/>
                 <w:szCs w:val="19"/>
               </w:rPr>
-              <w:t>Chrome DevTools</w:t>
+              <w:t>Edge</w:t>
             </w:r>
             <w:r>
               <w:rPr>
@@ -1697,6 +1912,42 @@
                 <w:sz w:val="19"/>
                 <w:szCs w:val="19"/>
               </w:rPr>
+              <w:t>Chromium</w:t>
+            </w:r>
+            <w:r>
+              <w:rPr>
+                <w:rFonts w:ascii="微软雅黑" w:eastAsia="微软雅黑" w:hAnsi="微软雅黑" w:hint="eastAsia"/>
+                <w:color w:val="1A1A1A"/>
+                <w:sz w:val="19"/>
+                <w:szCs w:val="19"/>
+              </w:rPr>
+              <w:t>）</w:t>
+            </w:r>
+            <w:r>
+              <w:rPr>
+                <w:rFonts w:ascii="微软雅黑" w:eastAsia="微软雅黑" w:hAnsi="微软雅黑" w:hint="eastAsia"/>
+                <w:color w:val="1A1A1A"/>
+                <w:sz w:val="19"/>
+                <w:szCs w:val="19"/>
+              </w:rPr>
+              <w:t>DevTools</w:t>
+            </w:r>
+            <w:r>
+              <w:rPr>
+                <w:rFonts w:ascii="微软雅黑" w:eastAsia="微软雅黑" w:hAnsi="微软雅黑" w:hint="eastAsia"/>
+                <w:color w:val="1A1A1A"/>
+                <w:sz w:val="19"/>
+                <w:szCs w:val="19"/>
+              </w:rPr>
+              <w:t>：</w:t>
+            </w:r>
+            <w:r>
+              <w:rPr>
+                <w:rFonts w:ascii="微软雅黑" w:eastAsia="微软雅黑" w:hAnsi="微软雅黑" w:hint="eastAsia"/>
+                <w:color w:val="1A1A1A"/>
+                <w:sz w:val="19"/>
+                <w:szCs w:val="19"/>
+              </w:rPr>
               <w:t xml:space="preserve">localStorage </w:t>
             </w:r>
             <w:r>
@@ -1706,43 +1957,89 @@
                 <w:sz w:val="19"/>
                 <w:szCs w:val="19"/>
               </w:rPr>
-              <w:t>配额、隐私模式、清缓存行为，命令见《</w:t>
-            </w:r>
-            <w:r>
-              <w:rPr>
-                <w:rFonts w:ascii="微软雅黑" w:eastAsia="微软雅黑" w:hAnsi="微软雅黑" w:hint="eastAsia"/>
-                <w:color w:val="1A1A1A"/>
-                <w:sz w:val="19"/>
-                <w:szCs w:val="19"/>
-              </w:rPr>
-              <w:t>06</w:t>
-            </w:r>
-            <w:r>
-              <w:rPr>
-                <w:rFonts w:ascii="微软雅黑" w:eastAsia="微软雅黑" w:hAnsi="微软雅黑" w:hint="eastAsia"/>
-                <w:color w:val="1A1A1A"/>
-                <w:sz w:val="19"/>
-                <w:szCs w:val="19"/>
-              </w:rPr>
-              <w:t>》第</w:t>
-            </w:r>
-            <w:r>
-              <w:rPr>
-                <w:rFonts w:ascii="微软雅黑" w:eastAsia="微软雅黑" w:hAnsi="微软雅黑" w:hint="eastAsia"/>
-                <w:color w:val="1A1A1A"/>
-                <w:sz w:val="19"/>
-                <w:szCs w:val="19"/>
-              </w:rPr>
-              <w:t xml:space="preserve"> 5 </w:t>
-            </w:r>
-            <w:r>
-              <w:rPr>
-                <w:rFonts w:ascii="微软雅黑" w:eastAsia="微软雅黑" w:hAnsi="微软雅黑" w:hint="eastAsia"/>
-                <w:color w:val="1A1A1A"/>
-                <w:sz w:val="19"/>
-                <w:szCs w:val="19"/>
-              </w:rPr>
-              <w:t>节）</w:t>
+              <w:t>写入配额、</w:t>
+            </w:r>
+            <w:r>
+              <w:rPr>
+                <w:rFonts w:ascii="微软雅黑" w:eastAsia="微软雅黑" w:hAnsi="微软雅黑" w:hint="eastAsia"/>
+                <w:color w:val="1A1A1A"/>
+                <w:sz w:val="19"/>
+                <w:szCs w:val="19"/>
+              </w:rPr>
+              <w:t xml:space="preserve">InPrivate </w:t>
+            </w:r>
+            <w:r>
+              <w:rPr>
+                <w:rFonts w:ascii="微软雅黑" w:eastAsia="微软雅黑" w:hAnsi="微软雅黑" w:hint="eastAsia"/>
+                <w:color w:val="1A1A1A"/>
+                <w:sz w:val="19"/>
+                <w:szCs w:val="19"/>
+              </w:rPr>
+              <w:t>无痕模式写入、清除浏览数据后的键存留（</w:t>
+            </w:r>
+            <w:r>
+              <w:rPr>
+                <w:rFonts w:ascii="微软雅黑" w:eastAsia="微软雅黑" w:hAnsi="微软雅黑" w:hint="eastAsia"/>
+                <w:color w:val="1A1A1A"/>
+                <w:sz w:val="19"/>
+                <w:szCs w:val="19"/>
+              </w:rPr>
+              <w:t xml:space="preserve">4 </w:t>
+            </w:r>
+            <w:r>
+              <w:rPr>
+                <w:rFonts w:ascii="微软雅黑" w:eastAsia="微软雅黑" w:hAnsi="微软雅黑" w:hint="eastAsia"/>
+                <w:color w:val="1A1A1A"/>
+                <w:sz w:val="19"/>
+                <w:szCs w:val="19"/>
+              </w:rPr>
+              <w:t>步实验，证据见</w:t>
+            </w:r>
+            <w:r>
+              <w:rPr>
+                <w:rFonts w:ascii="微软雅黑" w:eastAsia="微软雅黑" w:hAnsi="微软雅黑" w:hint="eastAsia"/>
+                <w:color w:val="1A1A1A"/>
+                <w:sz w:val="19"/>
+                <w:szCs w:val="19"/>
+              </w:rPr>
+              <w:t xml:space="preserve"> </w:t>
+            </w:r>
+            <w:r>
+              <w:rPr>
+                <w:rStyle w:val="HTML"/>
+                <w:color w:val="1A1A1A"/>
+              </w:rPr>
+              <w:t>附件</w:t>
+            </w:r>
+            <w:r>
+              <w:rPr>
+                <w:rStyle w:val="HTML"/>
+                <w:color w:val="1A1A1A"/>
+              </w:rPr>
+              <w:t>_</w:t>
+            </w:r>
+            <w:r>
+              <w:rPr>
+                <w:rStyle w:val="HTML"/>
+                <w:color w:val="1A1A1A"/>
+              </w:rPr>
+              <w:t>核实证据</w:t>
+            </w:r>
+            <w:r>
+              <w:rPr>
+                <w:rStyle w:val="HTML"/>
+                <w:color w:val="1A1A1A"/>
+              </w:rPr>
+              <w:t>/</w:t>
+            </w:r>
+            <w:r>
+              <w:rPr>
+                <w:rFonts w:ascii="微软雅黑" w:eastAsia="微软雅黑" w:hAnsi="微软雅黑" w:hint="eastAsia"/>
+                <w:color w:val="1A1A1A"/>
+                <w:sz w:val="19"/>
+                <w:szCs w:val="19"/>
+              </w:rPr>
+              <w:t>）</w:t>
             </w:r>
           </w:p>
         </w:tc>
@@ -2018,7 +2315,7 @@
     <w:p>
       <w:pPr>
         <w:spacing w:after="80"/>
-        <w:divId w:val="1729645390"/>
+        <w:divId w:val="201674049"/>
         <w:rPr>
           <w:rFonts w:ascii="微软雅黑" w:eastAsia="微软雅黑" w:hAnsi="微软雅黑" w:hint="eastAsia"/>
           <w:color w:val="404040"/>
@@ -2160,7 +2457,7 @@
           <w:sz w:val="20"/>
           <w:szCs w:val="20"/>
         </w:rPr>
-        <w:t>式空泛描述；判定标准见《</w:t>
+        <w:t>式空泛描述。判定规则：与假设一致</w:t>
       </w:r>
       <w:r>
         <w:rPr>
@@ -2169,7 +2466,7 @@
           <w:sz w:val="20"/>
           <w:szCs w:val="20"/>
         </w:rPr>
-        <w:t>06</w:t>
+        <w:t xml:space="preserve"> </w:t>
       </w:r>
       <w:r>
         <w:rPr>
@@ -2178,7 +2475,7 @@
           <w:sz w:val="20"/>
           <w:szCs w:val="20"/>
         </w:rPr>
-        <w:t>》</w:t>
+        <w:t>→</w:t>
       </w:r>
       <w:r>
         <w:rPr>
@@ -2187,7 +2484,7 @@
           <w:sz w:val="20"/>
           <w:szCs w:val="20"/>
         </w:rPr>
-        <w:t xml:space="preserve">2.3 </w:t>
+        <w:t xml:space="preserve"> </w:t>
       </w:r>
       <w:r>
         <w:rPr>
@@ -2196,7 +2493,133 @@
           <w:sz w:val="20"/>
           <w:szCs w:val="20"/>
         </w:rPr>
-        <w:t>节。</w:t>
+        <w:t>确认；部分一致</w:t>
+      </w:r>
+      <w:r>
+        <w:rPr>
+          <w:rFonts w:ascii="微软雅黑" w:eastAsia="微软雅黑" w:hAnsi="微软雅黑" w:hint="eastAsia"/>
+          <w:color w:val="404040"/>
+          <w:sz w:val="20"/>
+          <w:szCs w:val="20"/>
+        </w:rPr>
+        <w:t xml:space="preserve"> </w:t>
+      </w:r>
+      <w:r>
+        <w:rPr>
+          <w:rFonts w:ascii="微软雅黑" w:eastAsia="微软雅黑" w:hAnsi="微软雅黑" w:hint="eastAsia"/>
+          <w:color w:val="404040"/>
+          <w:sz w:val="20"/>
+          <w:szCs w:val="20"/>
+        </w:rPr>
+        <w:t>→</w:t>
+      </w:r>
+      <w:r>
+        <w:rPr>
+          <w:rFonts w:ascii="微软雅黑" w:eastAsia="微软雅黑" w:hAnsi="微软雅黑" w:hint="eastAsia"/>
+          <w:color w:val="404040"/>
+          <w:sz w:val="20"/>
+          <w:szCs w:val="20"/>
+        </w:rPr>
+        <w:t xml:space="preserve"> </w:t>
+      </w:r>
+      <w:r>
+        <w:rPr>
+          <w:rFonts w:ascii="微软雅黑" w:eastAsia="微软雅黑" w:hAnsi="微软雅黑" w:hint="eastAsia"/>
+          <w:color w:val="404040"/>
+          <w:sz w:val="20"/>
+          <w:szCs w:val="20"/>
+        </w:rPr>
+        <w:t>调整表述或补充约束；冲突</w:t>
+      </w:r>
+      <w:r>
+        <w:rPr>
+          <w:rFonts w:ascii="微软雅黑" w:eastAsia="微软雅黑" w:hAnsi="微软雅黑" w:hint="eastAsia"/>
+          <w:color w:val="404040"/>
+          <w:sz w:val="20"/>
+          <w:szCs w:val="20"/>
+        </w:rPr>
+        <w:t xml:space="preserve"> </w:t>
+      </w:r>
+      <w:r>
+        <w:rPr>
+          <w:rFonts w:ascii="微软雅黑" w:eastAsia="微软雅黑" w:hAnsi="微软雅黑" w:hint="eastAsia"/>
+          <w:color w:val="404040"/>
+          <w:sz w:val="20"/>
+          <w:szCs w:val="20"/>
+        </w:rPr>
+        <w:t>→</w:t>
+      </w:r>
+      <w:r>
+        <w:rPr>
+          <w:rFonts w:ascii="微软雅黑" w:eastAsia="微软雅黑" w:hAnsi="微软雅黑" w:hint="eastAsia"/>
+          <w:color w:val="404040"/>
+          <w:sz w:val="20"/>
+          <w:szCs w:val="20"/>
+        </w:rPr>
+        <w:t xml:space="preserve"> </w:t>
+      </w:r>
+      <w:r>
+        <w:rPr>
+          <w:rFonts w:ascii="微软雅黑" w:eastAsia="微软雅黑" w:hAnsi="微软雅黑" w:hint="eastAsia"/>
+          <w:color w:val="404040"/>
+          <w:sz w:val="20"/>
+          <w:szCs w:val="20"/>
+        </w:rPr>
+        <w:t>修订《</w:t>
+      </w:r>
+      <w:r>
+        <w:rPr>
+          <w:rFonts w:ascii="微软雅黑" w:eastAsia="微软雅黑" w:hAnsi="微软雅黑" w:hint="eastAsia"/>
+          <w:color w:val="404040"/>
+          <w:sz w:val="20"/>
+          <w:szCs w:val="20"/>
+        </w:rPr>
+        <w:t>01</w:t>
+      </w:r>
+      <w:r>
+        <w:rPr>
+          <w:rFonts w:ascii="微软雅黑" w:eastAsia="微软雅黑" w:hAnsi="微软雅黑" w:hint="eastAsia"/>
+          <w:color w:val="404040"/>
+          <w:sz w:val="20"/>
+          <w:szCs w:val="20"/>
+        </w:rPr>
+        <w:t>》并在《</w:t>
+      </w:r>
+      <w:r>
+        <w:rPr>
+          <w:rFonts w:ascii="微软雅黑" w:eastAsia="微软雅黑" w:hAnsi="微软雅黑" w:hint="eastAsia"/>
+          <w:color w:val="404040"/>
+          <w:sz w:val="20"/>
+          <w:szCs w:val="20"/>
+        </w:rPr>
+        <w:t>02</w:t>
+      </w:r>
+      <w:r>
+        <w:rPr>
+          <w:rFonts w:ascii="微软雅黑" w:eastAsia="微软雅黑" w:hAnsi="微软雅黑" w:hint="eastAsia"/>
+          <w:color w:val="404040"/>
+          <w:sz w:val="20"/>
+          <w:szCs w:val="20"/>
+        </w:rPr>
+        <w:t>》追加记录（本次</w:t>
+      </w:r>
+      <w:r>
+        <w:rPr>
+          <w:rFonts w:ascii="微软雅黑" w:eastAsia="微软雅黑" w:hAnsi="微软雅黑" w:hint="eastAsia"/>
+          <w:color w:val="404040"/>
+          <w:sz w:val="20"/>
+          <w:szCs w:val="20"/>
+        </w:rPr>
+        <w:t xml:space="preserve"> A1~A5 </w:t>
+      </w:r>
+      <w:r>
+        <w:rPr>
+          <w:rFonts w:ascii="微软雅黑" w:eastAsia="微软雅黑" w:hAnsi="微软雅黑" w:hint="eastAsia"/>
+          <w:color w:val="404040"/>
+          <w:sz w:val="20"/>
+          <w:szCs w:val="20"/>
+        </w:rPr>
+        <w:t>即按此处理）。</w:t>
       </w:r>
     </w:p>
     <w:tbl>
@@ -7430,65 +7853,228 @@
                 <w:sz w:val="19"/>
                 <w:szCs w:val="19"/>
               </w:rPr>
-              <w:t>可用性测试（实现后进行）</w:t>
-            </w:r>
-          </w:p>
-        </w:tc>
-        <w:tc>
-          <w:tcPr>
-            <w:tcW w:w="0" w:type="auto"/>
-            <w:tcBorders>
-              <w:top w:val="single" w:sz="6" w:space="0" w:color="808080"/>
-              <w:left w:val="single" w:sz="6" w:space="0" w:color="808080"/>
-              <w:bottom w:val="single" w:sz="6" w:space="0" w:color="808080"/>
-              <w:right w:val="single" w:sz="6" w:space="0" w:color="808080"/>
-            </w:tcBorders>
-            <w:tcMar>
-              <w:top w:w="80" w:type="dxa"/>
-              <w:left w:w="100" w:type="dxa"/>
-              <w:bottom w:w="80" w:type="dxa"/>
-              <w:right w:w="100" w:type="dxa"/>
-            </w:tcMar>
-            <w:hideMark/>
-          </w:tcPr>
-          <w:p>
-            <w:pPr>
-              <w:spacing w:before="120" w:after="200"/>
-              <w:rPr>
-                <w:rFonts w:ascii="微软雅黑" w:eastAsia="微软雅黑" w:hAnsi="微软雅黑" w:hint="eastAsia"/>
-                <w:color w:val="1A1A1A"/>
-                <w:sz w:val="19"/>
-                <w:szCs w:val="19"/>
-              </w:rPr>
-            </w:pPr>
-          </w:p>
-        </w:tc>
-        <w:tc>
-          <w:tcPr>
-            <w:tcW w:w="0" w:type="auto"/>
-            <w:tcBorders>
-              <w:top w:val="single" w:sz="6" w:space="0" w:color="808080"/>
-              <w:left w:val="single" w:sz="6" w:space="0" w:color="808080"/>
-              <w:bottom w:val="single" w:sz="6" w:space="0" w:color="808080"/>
-              <w:right w:val="single" w:sz="6" w:space="0" w:color="808080"/>
-            </w:tcBorders>
-            <w:tcMar>
-              <w:top w:w="80" w:type="dxa"/>
-              <w:left w:w="100" w:type="dxa"/>
-              <w:bottom w:w="80" w:type="dxa"/>
-              <w:right w:w="100" w:type="dxa"/>
-            </w:tcMar>
-            <w:hideMark/>
-          </w:tcPr>
-          <w:p>
-            <w:pPr>
-              <w:spacing w:before="120" w:after="200"/>
-              <w:rPr>
-                <w:rFonts w:ascii="Times New Roman" w:eastAsia="Times New Roman" w:hAnsi="Times New Roman" w:cs="Times New Roman"/>
-                <w:sz w:val="20"/>
-                <w:szCs w:val="20"/>
-              </w:rPr>
-            </w:pPr>
+              <w:t>可用性测试（待</w:t>
+            </w:r>
+            <w:r>
+              <w:rPr>
+                <w:rFonts w:ascii="微软雅黑" w:eastAsia="微软雅黑" w:hAnsi="微软雅黑" w:hint="eastAsia"/>
+                <w:color w:val="1A1A1A"/>
+                <w:sz w:val="19"/>
+                <w:szCs w:val="19"/>
+              </w:rPr>
+              <w:t xml:space="preserve"> UI </w:t>
+            </w:r>
+            <w:r>
+              <w:rPr>
+                <w:rFonts w:ascii="微软雅黑" w:eastAsia="微软雅黑" w:hAnsi="微软雅黑" w:hint="eastAsia"/>
+                <w:color w:val="1A1A1A"/>
+                <w:sz w:val="19"/>
+                <w:szCs w:val="19"/>
+              </w:rPr>
+              <w:t>层实现后进行）</w:t>
+            </w:r>
+          </w:p>
+        </w:tc>
+        <w:tc>
+          <w:tcPr>
+            <w:tcW w:w="0" w:type="auto"/>
+            <w:tcBorders>
+              <w:top w:val="single" w:sz="6" w:space="0" w:color="808080"/>
+              <w:left w:val="single" w:sz="6" w:space="0" w:color="808080"/>
+              <w:bottom w:val="single" w:sz="6" w:space="0" w:color="808080"/>
+              <w:right w:val="single" w:sz="6" w:space="0" w:color="808080"/>
+            </w:tcBorders>
+            <w:tcMar>
+              <w:top w:w="80" w:type="dxa"/>
+              <w:left w:w="100" w:type="dxa"/>
+              <w:bottom w:w="80" w:type="dxa"/>
+              <w:right w:w="100" w:type="dxa"/>
+            </w:tcMar>
+            <w:hideMark/>
+          </w:tcPr>
+          <w:p>
+            <w:pPr>
+              <w:spacing w:before="120" w:after="200"/>
+              <w:rPr>
+                <w:rFonts w:ascii="微软雅黑" w:eastAsia="微软雅黑" w:hAnsi="微软雅黑" w:hint="eastAsia"/>
+                <w:color w:val="1A1A1A"/>
+                <w:sz w:val="19"/>
+                <w:szCs w:val="19"/>
+              </w:rPr>
+            </w:pPr>
+            <w:r>
+              <w:rPr>
+                <w:rFonts w:ascii="微软雅黑" w:eastAsia="微软雅黑" w:hAnsi="微软雅黑" w:hint="eastAsia"/>
+                <w:color w:val="1A1A1A"/>
+                <w:sz w:val="19"/>
+                <w:szCs w:val="19"/>
+              </w:rPr>
+              <w:t>尚未执行：核心玩法引擎已完成并通过</w:t>
+            </w:r>
+            <w:r>
+              <w:rPr>
+                <w:rFonts w:ascii="微软雅黑" w:eastAsia="微软雅黑" w:hAnsi="微软雅黑" w:hint="eastAsia"/>
+                <w:color w:val="1A1A1A"/>
+                <w:sz w:val="19"/>
+                <w:szCs w:val="19"/>
+              </w:rPr>
+              <w:t xml:space="preserve"> 64 </w:t>
+            </w:r>
+            <w:r>
+              <w:rPr>
+                <w:rFonts w:ascii="微软雅黑" w:eastAsia="微软雅黑" w:hAnsi="微软雅黑" w:hint="eastAsia"/>
+                <w:color w:val="1A1A1A"/>
+                <w:sz w:val="19"/>
+                <w:szCs w:val="19"/>
+              </w:rPr>
+              <w:t>项自动化断言（见《</w:t>
+            </w:r>
+            <w:r>
+              <w:rPr>
+                <w:rFonts w:ascii="微软雅黑" w:eastAsia="微软雅黑" w:hAnsi="微软雅黑" w:hint="eastAsia"/>
+                <w:color w:val="1A1A1A"/>
+                <w:sz w:val="19"/>
+                <w:szCs w:val="19"/>
+              </w:rPr>
+              <w:t>02</w:t>
+            </w:r>
+            <w:r>
+              <w:rPr>
+                <w:rFonts w:ascii="微软雅黑" w:eastAsia="微软雅黑" w:hAnsi="微软雅黑" w:hint="eastAsia"/>
+                <w:color w:val="1A1A1A"/>
+                <w:sz w:val="19"/>
+                <w:szCs w:val="19"/>
+              </w:rPr>
+              <w:t>》附录</w:t>
+            </w:r>
+            <w:r>
+              <w:rPr>
+                <w:rFonts w:ascii="微软雅黑" w:eastAsia="微软雅黑" w:hAnsi="微软雅黑" w:hint="eastAsia"/>
+                <w:color w:val="1A1A1A"/>
+                <w:sz w:val="19"/>
+                <w:szCs w:val="19"/>
+              </w:rPr>
+              <w:t xml:space="preserve"> A</w:t>
+            </w:r>
+            <w:r>
+              <w:rPr>
+                <w:rFonts w:ascii="微软雅黑" w:eastAsia="微软雅黑" w:hAnsi="微软雅黑" w:hint="eastAsia"/>
+                <w:color w:val="1A1A1A"/>
+                <w:sz w:val="19"/>
+                <w:szCs w:val="19"/>
+              </w:rPr>
+              <w:t>），</w:t>
+            </w:r>
+            <w:r>
+              <w:rPr>
+                <w:rFonts w:ascii="微软雅黑" w:eastAsia="微软雅黑" w:hAnsi="微软雅黑" w:hint="eastAsia"/>
+                <w:color w:val="1A1A1A"/>
+                <w:sz w:val="19"/>
+                <w:szCs w:val="19"/>
+              </w:rPr>
+              <w:t xml:space="preserve">UI </w:t>
+            </w:r>
+            <w:r>
+              <w:rPr>
+                <w:rFonts w:ascii="微软雅黑" w:eastAsia="微软雅黑" w:hAnsi="微软雅黑" w:hint="eastAsia"/>
+                <w:color w:val="1A1A1A"/>
+                <w:sz w:val="19"/>
+                <w:szCs w:val="19"/>
+              </w:rPr>
+              <w:t>层完成后即按</w:t>
+            </w:r>
+            <w:r>
+              <w:rPr>
+                <w:rFonts w:ascii="微软雅黑" w:eastAsia="微软雅黑" w:hAnsi="微软雅黑" w:hint="eastAsia"/>
+                <w:color w:val="1A1A1A"/>
+                <w:sz w:val="19"/>
+                <w:szCs w:val="19"/>
+              </w:rPr>
+              <w:t xml:space="preserve"> NFR-03a </w:t>
+            </w:r>
+            <w:r>
+              <w:rPr>
+                <w:rFonts w:ascii="微软雅黑" w:eastAsia="微软雅黑" w:hAnsi="微软雅黑" w:hint="eastAsia"/>
+                <w:color w:val="1A1A1A"/>
+                <w:sz w:val="19"/>
+                <w:szCs w:val="19"/>
+              </w:rPr>
+              <w:t>招募</w:t>
+            </w:r>
+            <w:r>
+              <w:rPr>
+                <w:rFonts w:ascii="微软雅黑" w:eastAsia="微软雅黑" w:hAnsi="微软雅黑" w:hint="eastAsia"/>
+                <w:color w:val="1A1A1A"/>
+                <w:sz w:val="19"/>
+                <w:szCs w:val="19"/>
+              </w:rPr>
+              <w:t xml:space="preserve"> 5 </w:t>
+            </w:r>
+            <w:r>
+              <w:rPr>
+                <w:rFonts w:ascii="微软雅黑" w:eastAsia="微软雅黑" w:hAnsi="微软雅黑" w:hint="eastAsia"/>
+                <w:color w:val="1A1A1A"/>
+                <w:sz w:val="19"/>
+                <w:szCs w:val="19"/>
+              </w:rPr>
+              <w:t>名同学无引导试玩计时</w:t>
+            </w:r>
+          </w:p>
+        </w:tc>
+        <w:tc>
+          <w:tcPr>
+            <w:tcW w:w="0" w:type="auto"/>
+            <w:tcBorders>
+              <w:top w:val="single" w:sz="6" w:space="0" w:color="808080"/>
+              <w:left w:val="single" w:sz="6" w:space="0" w:color="808080"/>
+              <w:bottom w:val="single" w:sz="6" w:space="0" w:color="808080"/>
+              <w:right w:val="single" w:sz="6" w:space="0" w:color="808080"/>
+            </w:tcBorders>
+            <w:tcMar>
+              <w:top w:w="80" w:type="dxa"/>
+              <w:left w:w="100" w:type="dxa"/>
+              <w:bottom w:w="80" w:type="dxa"/>
+              <w:right w:w="100" w:type="dxa"/>
+            </w:tcMar>
+            <w:hideMark/>
+          </w:tcPr>
+          <w:p>
+            <w:pPr>
+              <w:spacing w:before="120" w:after="200"/>
+              <w:rPr>
+                <w:rFonts w:ascii="微软雅黑" w:eastAsia="微软雅黑" w:hAnsi="微软雅黑" w:hint="eastAsia"/>
+                <w:color w:val="1A1A1A"/>
+                <w:sz w:val="19"/>
+                <w:szCs w:val="19"/>
+              </w:rPr>
+            </w:pPr>
+            <w:r>
+              <w:rPr>
+                <w:rFonts w:ascii="微软雅黑" w:eastAsia="微软雅黑" w:hAnsi="微软雅黑" w:hint="eastAsia"/>
+                <w:color w:val="1A1A1A"/>
+                <w:sz w:val="19"/>
+                <w:szCs w:val="19"/>
+              </w:rPr>
+              <w:t>暂不影响</w:t>
+            </w:r>
+            <w:r>
+              <w:rPr>
+                <w:rFonts w:ascii="微软雅黑" w:eastAsia="微软雅黑" w:hAnsi="微软雅黑" w:hint="eastAsia"/>
+                <w:color w:val="1A1A1A"/>
+                <w:sz w:val="19"/>
+                <w:szCs w:val="19"/>
+              </w:rPr>
+              <w:t xml:space="preserve"> V1.0 </w:t>
+            </w:r>
+            <w:r>
+              <w:rPr>
+                <w:rFonts w:ascii="微软雅黑" w:eastAsia="微软雅黑" w:hAnsi="微软雅黑" w:hint="eastAsia"/>
+                <w:color w:val="1A1A1A"/>
+                <w:sz w:val="19"/>
+                <w:szCs w:val="19"/>
+              </w:rPr>
+              <w:t>结论；实现完成后补测并回填本行</w:t>
+            </w:r>
           </w:p>
         </w:tc>
       </w:tr>
@@ -7514,7 +8100,7 @@
             <w:pPr>
               <w:spacing w:before="120" w:after="200"/>
               <w:rPr>
-                <w:rFonts w:ascii="微软雅黑" w:eastAsia="微软雅黑" w:hAnsi="微软雅黑"/>
+                <w:rFonts w:ascii="微软雅黑" w:eastAsia="微软雅黑" w:hAnsi="微软雅黑" w:hint="eastAsia"/>
                 <w:color w:val="1A1A1A"/>
                 <w:sz w:val="19"/>
                 <w:szCs w:val="19"/>
@@ -7803,7 +8389,7 @@
     <w:p>
       <w:pPr>
         <w:spacing w:after="80"/>
-        <w:divId w:val="988708255"/>
+        <w:divId w:val="1912885187"/>
         <w:rPr>
           <w:rFonts w:ascii="微软雅黑" w:eastAsia="微软雅黑" w:hAnsi="微软雅黑" w:hint="eastAsia"/>
           <w:color w:val="404040"/>
@@ -9031,6 +9617,7 @@
                 <w:sz w:val="19"/>
                 <w:szCs w:val="19"/>
               </w:rPr>
+              <w:lastRenderedPageBreak/>
               <w:t>A3</w:t>
             </w:r>
           </w:p>
@@ -9284,7 +9871,6 @@
                 <w:sz w:val="19"/>
                 <w:szCs w:val="19"/>
               </w:rPr>
-              <w:lastRenderedPageBreak/>
               <w:t>A4</w:t>
             </w:r>
           </w:p>
@@ -10683,7 +11269,7 @@
     <w:p>
       <w:pPr>
         <w:spacing w:after="80"/>
-        <w:divId w:val="1704287661"/>
+        <w:divId w:val="364017677"/>
         <w:rPr>
           <w:rFonts w:ascii="微软雅黑" w:eastAsia="微软雅黑" w:hAnsi="微软雅黑" w:hint="eastAsia"/>
           <w:color w:val="404040"/>
@@ -10698,34 +11284,37 @@
           <w:sz w:val="20"/>
           <w:szCs w:val="20"/>
         </w:rPr>
-        <w:t>可选（不强制）：若按《</w:t>
-      </w:r>
-      <w:r>
-        <w:rPr>
+        <w:t>本次</w:t>
+      </w:r>
+      <w:r>
+        <w:rPr>
+          <w:rStyle w:val="a6"/>
           <w:rFonts w:ascii="微软雅黑" w:eastAsia="微软雅黑" w:hAnsi="微软雅黑" w:hint="eastAsia"/>
           <w:color w:val="404040"/>
           <w:sz w:val="20"/>
           <w:szCs w:val="20"/>
         </w:rPr>
-        <w:t>05</w:t>
-      </w:r>
-      <w:r>
-        <w:rPr>
+        <w:t>未采用问卷</w:t>
+      </w:r>
+      <w:r>
+        <w:rPr>
+          <w:rStyle w:val="a6"/>
           <w:rFonts w:ascii="微软雅黑" w:eastAsia="微软雅黑" w:hAnsi="微软雅黑" w:hint="eastAsia"/>
           <w:color w:val="404040"/>
           <w:sz w:val="20"/>
           <w:szCs w:val="20"/>
         </w:rPr>
-        <w:t>》</w:t>
-      </w:r>
-      <w:r>
-        <w:rPr>
+        <w:t>/</w:t>
+      </w:r>
+      <w:r>
+        <w:rPr>
+          <w:rStyle w:val="a6"/>
           <w:rFonts w:ascii="微软雅黑" w:eastAsia="微软雅黑" w:hAnsi="微软雅黑" w:hint="eastAsia"/>
           <w:color w:val="404040"/>
           <w:sz w:val="20"/>
           <w:szCs w:val="20"/>
         </w:rPr>
-        <w:t>~</w:t>
+        <w:t>访谈</w:t>
       </w:r>
       <w:r>
         <w:rPr>
@@ -10734,7 +11323,7 @@
           <w:sz w:val="20"/>
           <w:szCs w:val="20"/>
         </w:rPr>
-        <w:t>《</w:t>
+        <w:t>：核实以</w:t>
       </w:r>
       <w:r>
         <w:rPr>
@@ -10743,7 +11332,7 @@
           <w:sz w:val="20"/>
           <w:szCs w:val="20"/>
         </w:rPr>
-        <w:t>08</w:t>
+        <w:t>"</w:t>
       </w:r>
       <w:r>
         <w:rPr>
@@ -10752,7 +11341,7 @@
           <w:sz w:val="20"/>
           <w:szCs w:val="20"/>
         </w:rPr>
-        <w:t>》发放问卷扩大样本，用《</w:t>
+        <w:t>经验核实（</w:t>
       </w:r>
       <w:r>
         <w:rPr>
@@ -10761,7 +11350,7 @@
           <w:sz w:val="20"/>
           <w:szCs w:val="20"/>
         </w:rPr>
-        <w:t>07</w:t>
+        <w:t>A1~A10</w:t>
       </w:r>
       <w:r>
         <w:rPr>
@@ -10770,7 +11359,7 @@
           <w:sz w:val="20"/>
           <w:szCs w:val="20"/>
         </w:rPr>
-        <w:t>》统计后在本节追加</w:t>
+        <w:t>）</w:t>
       </w:r>
       <w:r>
         <w:rPr>
@@ -10779,7 +11368,7 @@
           <w:sz w:val="20"/>
           <w:szCs w:val="20"/>
         </w:rPr>
-        <w:t>"</w:t>
+        <w:t xml:space="preserve">+ </w:t>
       </w:r>
       <w:r>
         <w:rPr>
@@ -10788,7 +11377,7 @@
           <w:sz w:val="20"/>
           <w:szCs w:val="20"/>
         </w:rPr>
-        <w:t>问卷补充结果</w:t>
+        <w:t>亲测</w:t>
       </w:r>
       <w:r>
         <w:rPr>
@@ -10797,7 +11386,7 @@
           <w:sz w:val="20"/>
           <w:szCs w:val="20"/>
         </w:rPr>
-        <w:t>"</w:t>
+        <w:t xml:space="preserve"> + </w:t>
       </w:r>
       <w:r>
         <w:rPr>
@@ -10806,7 +11395,7 @@
           <w:sz w:val="20"/>
           <w:szCs w:val="20"/>
         </w:rPr>
-        <w:t>小节；未发放则注明</w:t>
+        <w:t>浏览器实测</w:t>
       </w:r>
       <w:r>
         <w:rPr>
@@ -10815,7 +11404,7 @@
           <w:sz w:val="20"/>
           <w:szCs w:val="20"/>
         </w:rPr>
-        <w:t>"</w:t>
+        <w:t xml:space="preserve"> + </w:t>
       </w:r>
       <w:r>
         <w:rPr>
@@ -10824,7 +11413,7 @@
           <w:sz w:val="20"/>
           <w:szCs w:val="20"/>
         </w:rPr>
-        <w:t>未采用问卷，核实以经验核实</w:t>
+        <w:t>链接复核</w:t>
       </w:r>
       <w:r>
         <w:rPr>
@@ -10833,7 +11422,7 @@
           <w:sz w:val="20"/>
           <w:szCs w:val="20"/>
         </w:rPr>
-        <w:t xml:space="preserve"> + </w:t>
+        <w:t>"</w:t>
       </w:r>
       <w:r>
         <w:rPr>
@@ -10842,7 +11431,7 @@
           <w:sz w:val="20"/>
           <w:szCs w:val="20"/>
         </w:rPr>
-        <w:t>亲测</w:t>
+        <w:t>四种方式完成，判定与结果全部记录于本节与第</w:t>
       </w:r>
       <w:r>
         <w:rPr>
@@ -10851,7 +11440,7 @@
           <w:sz w:val="20"/>
           <w:szCs w:val="20"/>
         </w:rPr>
-        <w:t xml:space="preserve"> + </w:t>
+        <w:t xml:space="preserve"> 3 </w:t>
       </w:r>
       <w:r>
         <w:rPr>
@@ -10860,7 +11449,7 @@
           <w:sz w:val="20"/>
           <w:szCs w:val="20"/>
         </w:rPr>
-        <w:t>实测为准</w:t>
+        <w:t>节；相关问卷工具（《</w:t>
       </w:r>
       <w:r>
         <w:rPr>
@@ -10869,7 +11458,7 @@
           <w:sz w:val="20"/>
           <w:szCs w:val="20"/>
         </w:rPr>
-        <w:t>"</w:t>
+        <w:t>04</w:t>
       </w:r>
       <w:r>
         <w:rPr>
@@ -10878,7 +11467,43 @@
           <w:sz w:val="20"/>
           <w:szCs w:val="20"/>
         </w:rPr>
-        <w:t>。</w:t>
+        <w:t>》</w:t>
+      </w:r>
+      <w:r>
+        <w:rPr>
+          <w:rFonts w:ascii="微软雅黑" w:eastAsia="微软雅黑" w:hAnsi="微软雅黑" w:hint="eastAsia"/>
+          <w:color w:val="404040"/>
+          <w:sz w:val="20"/>
+          <w:szCs w:val="20"/>
+        </w:rPr>
+        <w:t>~</w:t>
+      </w:r>
+      <w:r>
+        <w:rPr>
+          <w:rFonts w:ascii="微软雅黑" w:eastAsia="微软雅黑" w:hAnsi="微软雅黑" w:hint="eastAsia"/>
+          <w:color w:val="404040"/>
+          <w:sz w:val="20"/>
+          <w:szCs w:val="20"/>
+        </w:rPr>
+        <w:t>《</w:t>
+      </w:r>
+      <w:r>
+        <w:rPr>
+          <w:rFonts w:ascii="微软雅黑" w:eastAsia="微软雅黑" w:hAnsi="微软雅黑" w:hint="eastAsia"/>
+          <w:color w:val="404040"/>
+          <w:sz w:val="20"/>
+          <w:szCs w:val="20"/>
+        </w:rPr>
+        <w:t>08</w:t>
+      </w:r>
+      <w:r>
+        <w:rPr>
+          <w:rFonts w:ascii="微软雅黑" w:eastAsia="微软雅黑" w:hAnsi="微软雅黑" w:hint="eastAsia"/>
+          <w:color w:val="404040"/>
+          <w:sz w:val="20"/>
+          <w:szCs w:val="20"/>
+        </w:rPr>
+        <w:t>》）未随本包提交。</w:t>
       </w:r>
     </w:p>
     <w:p>
@@ -10901,21 +11526,21 @@
           <w:rFonts w:ascii="微软雅黑" w:eastAsia="微软雅黑" w:hAnsi="微软雅黑" w:hint="eastAsia"/>
           <w:color w:val="1A1A1A"/>
         </w:rPr>
-        <w:t>同类产品亲测记录（回填，依据《</w:t>
-      </w:r>
-      <w:r>
-        <w:rPr>
-          <w:rFonts w:ascii="微软雅黑" w:eastAsia="微软雅黑" w:hAnsi="微软雅黑" w:hint="eastAsia"/>
-          <w:color w:val="1A1A1A"/>
-        </w:rPr>
-        <w:t>04</w:t>
-      </w:r>
-      <w:r>
-        <w:rPr>
-          <w:rFonts w:ascii="微软雅黑" w:eastAsia="微软雅黑" w:hAnsi="微软雅黑" w:hint="eastAsia"/>
-          <w:color w:val="1A1A1A"/>
-        </w:rPr>
-        <w:t>》附表）</w:t>
+        <w:t>同类产品亲测记录（人工实测，</w:t>
+      </w:r>
+      <w:r>
+        <w:rPr>
+          <w:rFonts w:ascii="微软雅黑" w:eastAsia="微软雅黑" w:hAnsi="微软雅黑" w:hint="eastAsia"/>
+          <w:color w:val="1A1A1A"/>
+        </w:rPr>
+        <w:t>2026-09-28</w:t>
+      </w:r>
+      <w:r>
+        <w:rPr>
+          <w:rFonts w:ascii="微软雅黑" w:eastAsia="微软雅黑" w:hAnsi="微软雅黑" w:hint="eastAsia"/>
+          <w:color w:val="1A1A1A"/>
+        </w:rPr>
+        <w:t>）</w:t>
       </w:r>
     </w:p>
     <w:tbl>
@@ -12850,170 +13475,244 @@
           <w:sz w:val="21"/>
           <w:szCs w:val="21"/>
         </w:rPr>
+        <w:t>经人工核实的结论清单：</w:t>
+      </w:r>
+      <w:r>
+        <w:rPr>
+          <w:rFonts w:ascii="微软雅黑" w:eastAsia="微软雅黑" w:hAnsi="微软雅黑" w:hint="eastAsia"/>
+          <w:color w:val="1A1A1A"/>
+          <w:sz w:val="21"/>
+          <w:szCs w:val="21"/>
+        </w:rPr>
+        <w:t>V-01~V-11</w:t>
+      </w:r>
+      <w:r>
+        <w:rPr>
+          <w:rFonts w:ascii="微软雅黑" w:eastAsia="微软雅黑" w:hAnsi="微软雅黑" w:hint="eastAsia"/>
+          <w:color w:val="1A1A1A"/>
+          <w:sz w:val="21"/>
+          <w:szCs w:val="21"/>
+        </w:rPr>
+        <w:t>、</w:t>
+      </w:r>
+      <w:r>
+        <w:rPr>
+          <w:rFonts w:ascii="微软雅黑" w:eastAsia="微软雅黑" w:hAnsi="微软雅黑" w:hint="eastAsia"/>
+          <w:color w:val="1A1A1A"/>
+          <w:sz w:val="21"/>
+          <w:szCs w:val="21"/>
+        </w:rPr>
+        <w:t xml:space="preserve">V-13 </w:t>
+      </w:r>
+      <w:r>
+        <w:rPr>
+          <w:rFonts w:ascii="微软雅黑" w:eastAsia="微软雅黑" w:hAnsi="微软雅黑" w:hint="eastAsia"/>
+          <w:color w:val="1A1A1A"/>
+          <w:sz w:val="21"/>
+          <w:szCs w:val="21"/>
+        </w:rPr>
+        <w:t>共</w:t>
+      </w:r>
+      <w:r>
+        <w:rPr>
+          <w:rFonts w:ascii="微软雅黑" w:eastAsia="微软雅黑" w:hAnsi="微软雅黑" w:hint="eastAsia"/>
+          <w:color w:val="1A1A1A"/>
+          <w:sz w:val="21"/>
+          <w:szCs w:val="21"/>
+        </w:rPr>
+        <w:t xml:space="preserve"> 12 </w:t>
+      </w:r>
+      <w:r>
+        <w:rPr>
+          <w:rFonts w:ascii="微软雅黑" w:eastAsia="微软雅黑" w:hAnsi="微软雅黑" w:hint="eastAsia"/>
+          <w:color w:val="1A1A1A"/>
+          <w:sz w:val="21"/>
+          <w:szCs w:val="21"/>
+        </w:rPr>
+        <w:t>项已核实（链接复核</w:t>
+      </w:r>
+      <w:r>
+        <w:rPr>
+          <w:rFonts w:ascii="微软雅黑" w:eastAsia="微软雅黑" w:hAnsi="微软雅黑" w:hint="eastAsia"/>
+          <w:color w:val="1A1A1A"/>
+          <w:sz w:val="21"/>
+          <w:szCs w:val="21"/>
+        </w:rPr>
+        <w:t xml:space="preserve"> + </w:t>
+      </w:r>
+      <w:r>
+        <w:rPr>
+          <w:rFonts w:ascii="微软雅黑" w:eastAsia="微软雅黑" w:hAnsi="微软雅黑" w:hint="eastAsia"/>
+          <w:color w:val="1A1A1A"/>
+          <w:sz w:val="21"/>
+          <w:szCs w:val="21"/>
+        </w:rPr>
+        <w:t>亲测第</w:t>
+      </w:r>
+      <w:r>
+        <w:rPr>
+          <w:rFonts w:ascii="微软雅黑" w:eastAsia="微软雅黑" w:hAnsi="微软雅黑" w:hint="eastAsia"/>
+          <w:color w:val="1A1A1A"/>
+          <w:sz w:val="21"/>
+          <w:szCs w:val="21"/>
+        </w:rPr>
+        <w:t xml:space="preserve"> 5 </w:t>
+      </w:r>
+      <w:r>
+        <w:rPr>
+          <w:rFonts w:ascii="微软雅黑" w:eastAsia="微软雅黑" w:hAnsi="微软雅黑" w:hint="eastAsia"/>
+          <w:color w:val="1A1A1A"/>
+          <w:sz w:val="21"/>
+          <w:szCs w:val="21"/>
+        </w:rPr>
+        <w:t>节</w:t>
+      </w:r>
+      <w:r>
+        <w:rPr>
+          <w:rFonts w:ascii="微软雅黑" w:eastAsia="微软雅黑" w:hAnsi="微软雅黑" w:hint="eastAsia"/>
+          <w:color w:val="1A1A1A"/>
+          <w:sz w:val="21"/>
+          <w:szCs w:val="21"/>
+        </w:rPr>
+        <w:t xml:space="preserve"> + </w:t>
+      </w:r>
+      <w:r>
+        <w:rPr>
+          <w:rFonts w:ascii="微软雅黑" w:eastAsia="微软雅黑" w:hAnsi="微软雅黑" w:hint="eastAsia"/>
+          <w:color w:val="1A1A1A"/>
+          <w:sz w:val="21"/>
+          <w:szCs w:val="21"/>
+        </w:rPr>
+        <w:t>经验核实</w:t>
+      </w:r>
+      <w:r>
+        <w:rPr>
+          <w:rFonts w:ascii="微软雅黑" w:eastAsia="微软雅黑" w:hAnsi="微软雅黑" w:hint="eastAsia"/>
+          <w:color w:val="1A1A1A"/>
+          <w:sz w:val="21"/>
+          <w:szCs w:val="21"/>
+        </w:rPr>
+        <w:t xml:space="preserve"> A1~A10 + </w:t>
+      </w:r>
+      <w:r>
+        <w:rPr>
+          <w:rFonts w:ascii="微软雅黑" w:eastAsia="微软雅黑" w:hAnsi="微软雅黑" w:hint="eastAsia"/>
+          <w:color w:val="1A1A1A"/>
+          <w:sz w:val="21"/>
+          <w:szCs w:val="21"/>
+        </w:rPr>
+        <w:t>浏览器实测</w:t>
+      </w:r>
+      <w:r>
+        <w:rPr>
+          <w:rFonts w:ascii="微软雅黑" w:eastAsia="微软雅黑" w:hAnsi="微软雅黑" w:hint="eastAsia"/>
+          <w:color w:val="1A1A1A"/>
+          <w:sz w:val="21"/>
+          <w:szCs w:val="21"/>
+        </w:rPr>
+        <w:t xml:space="preserve"> V-10</w:t>
+      </w:r>
+      <w:r>
+        <w:rPr>
+          <w:rFonts w:ascii="微软雅黑" w:eastAsia="微软雅黑" w:hAnsi="微软雅黑" w:hint="eastAsia"/>
+          <w:color w:val="1A1A1A"/>
+          <w:sz w:val="21"/>
+          <w:szCs w:val="21"/>
+        </w:rPr>
+        <w:t>，</w:t>
+      </w:r>
+      <w:r>
+        <w:rPr>
+          <w:rFonts w:ascii="微软雅黑" w:eastAsia="微软雅黑" w:hAnsi="微软雅黑" w:hint="eastAsia"/>
+          <w:color w:val="1A1A1A"/>
+          <w:sz w:val="21"/>
+          <w:szCs w:val="21"/>
+        </w:rPr>
+        <w:t>2026-09-28</w:t>
+      </w:r>
+      <w:r>
+        <w:rPr>
+          <w:rFonts w:ascii="微软雅黑" w:eastAsia="微软雅黑" w:hAnsi="微软雅黑" w:hint="eastAsia"/>
+          <w:color w:val="1A1A1A"/>
+          <w:sz w:val="21"/>
+          <w:szCs w:val="21"/>
+        </w:rPr>
+        <w:t>）；核实批次①③④</w:t>
+      </w:r>
+      <w:r>
+        <w:rPr>
+          <w:rFonts w:ascii="微软雅黑" w:eastAsia="微软雅黑" w:hAnsi="微软雅黑" w:hint="eastAsia"/>
+          <w:color w:val="1A1A1A"/>
+          <w:sz w:val="21"/>
+          <w:szCs w:val="21"/>
+        </w:rPr>
         <w:lastRenderedPageBreak/>
-        <w:t>经人工核实的结论清单：</w:t>
-      </w:r>
-      <w:r>
-        <w:rPr>
-          <w:rFonts w:ascii="微软雅黑" w:eastAsia="微软雅黑" w:hAnsi="微软雅黑" w:hint="eastAsia"/>
-          <w:color w:val="1A1A1A"/>
-          <w:sz w:val="21"/>
-          <w:szCs w:val="21"/>
-        </w:rPr>
-        <w:t>V-01~V-11</w:t>
-      </w:r>
-      <w:r>
-        <w:rPr>
-          <w:rFonts w:ascii="微软雅黑" w:eastAsia="微软雅黑" w:hAnsi="微软雅黑" w:hint="eastAsia"/>
-          <w:color w:val="1A1A1A"/>
-          <w:sz w:val="21"/>
-          <w:szCs w:val="21"/>
-        </w:rPr>
-        <w:t>、</w:t>
-      </w:r>
-      <w:r>
-        <w:rPr>
-          <w:rFonts w:ascii="微软雅黑" w:eastAsia="微软雅黑" w:hAnsi="微软雅黑" w:hint="eastAsia"/>
-          <w:color w:val="1A1A1A"/>
-          <w:sz w:val="21"/>
-          <w:szCs w:val="21"/>
-        </w:rPr>
-        <w:t xml:space="preserve">V-13 </w:t>
-      </w:r>
-      <w:r>
-        <w:rPr>
-          <w:rFonts w:ascii="微软雅黑" w:eastAsia="微软雅黑" w:hAnsi="微软雅黑" w:hint="eastAsia"/>
-          <w:color w:val="1A1A1A"/>
-          <w:sz w:val="21"/>
-          <w:szCs w:val="21"/>
-        </w:rPr>
-        <w:t>共</w:t>
-      </w:r>
-      <w:r>
-        <w:rPr>
-          <w:rFonts w:ascii="微软雅黑" w:eastAsia="微软雅黑" w:hAnsi="微软雅黑" w:hint="eastAsia"/>
-          <w:color w:val="1A1A1A"/>
-          <w:sz w:val="21"/>
-          <w:szCs w:val="21"/>
-        </w:rPr>
-        <w:t xml:space="preserve"> 12 </w:t>
-      </w:r>
-      <w:r>
-        <w:rPr>
-          <w:rFonts w:ascii="微软雅黑" w:eastAsia="微软雅黑" w:hAnsi="微软雅黑" w:hint="eastAsia"/>
-          <w:color w:val="1A1A1A"/>
-          <w:sz w:val="21"/>
-          <w:szCs w:val="21"/>
-        </w:rPr>
-        <w:t>项已核实（链接复核</w:t>
-      </w:r>
-      <w:r>
-        <w:rPr>
-          <w:rFonts w:ascii="微软雅黑" w:eastAsia="微软雅黑" w:hAnsi="微软雅黑" w:hint="eastAsia"/>
-          <w:color w:val="1A1A1A"/>
-          <w:sz w:val="21"/>
-          <w:szCs w:val="21"/>
-        </w:rPr>
-        <w:t xml:space="preserve"> + </w:t>
-      </w:r>
-      <w:r>
-        <w:rPr>
-          <w:rFonts w:ascii="微软雅黑" w:eastAsia="微软雅黑" w:hAnsi="微软雅黑" w:hint="eastAsia"/>
-          <w:color w:val="1A1A1A"/>
-          <w:sz w:val="21"/>
-          <w:szCs w:val="21"/>
-        </w:rPr>
-        <w:t>亲测第</w:t>
-      </w:r>
-      <w:r>
-        <w:rPr>
-          <w:rFonts w:ascii="微软雅黑" w:eastAsia="微软雅黑" w:hAnsi="微软雅黑" w:hint="eastAsia"/>
-          <w:color w:val="1A1A1A"/>
-          <w:sz w:val="21"/>
-          <w:szCs w:val="21"/>
-        </w:rPr>
-        <w:t xml:space="preserve"> 5 </w:t>
-      </w:r>
-      <w:r>
-        <w:rPr>
-          <w:rFonts w:ascii="微软雅黑" w:eastAsia="微软雅黑" w:hAnsi="微软雅黑" w:hint="eastAsia"/>
-          <w:color w:val="1A1A1A"/>
-          <w:sz w:val="21"/>
-          <w:szCs w:val="21"/>
-        </w:rPr>
-        <w:t>节</w:t>
-      </w:r>
-      <w:r>
-        <w:rPr>
-          <w:rFonts w:ascii="微软雅黑" w:eastAsia="微软雅黑" w:hAnsi="微软雅黑" w:hint="eastAsia"/>
-          <w:color w:val="1A1A1A"/>
-          <w:sz w:val="21"/>
-          <w:szCs w:val="21"/>
-        </w:rPr>
-        <w:t xml:space="preserve"> + </w:t>
-      </w:r>
-      <w:r>
-        <w:rPr>
-          <w:rFonts w:ascii="微软雅黑" w:eastAsia="微软雅黑" w:hAnsi="微软雅黑" w:hint="eastAsia"/>
-          <w:color w:val="1A1A1A"/>
-          <w:sz w:val="21"/>
-          <w:szCs w:val="21"/>
-        </w:rPr>
-        <w:t>经验核实</w:t>
-      </w:r>
-      <w:r>
-        <w:rPr>
-          <w:rFonts w:ascii="微软雅黑" w:eastAsia="微软雅黑" w:hAnsi="微软雅黑" w:hint="eastAsia"/>
-          <w:color w:val="1A1A1A"/>
-          <w:sz w:val="21"/>
-          <w:szCs w:val="21"/>
-        </w:rPr>
-        <w:t xml:space="preserve"> A1~A10 + </w:t>
-      </w:r>
-      <w:r>
-        <w:rPr>
-          <w:rFonts w:ascii="微软雅黑" w:eastAsia="微软雅黑" w:hAnsi="微软雅黑" w:hint="eastAsia"/>
-          <w:color w:val="1A1A1A"/>
-          <w:sz w:val="21"/>
-          <w:szCs w:val="21"/>
-        </w:rPr>
-        <w:t>浏览器实测</w:t>
-      </w:r>
-      <w:r>
-        <w:rPr>
-          <w:rFonts w:ascii="微软雅黑" w:eastAsia="微软雅黑" w:hAnsi="微软雅黑" w:hint="eastAsia"/>
-          <w:color w:val="1A1A1A"/>
-          <w:sz w:val="21"/>
-          <w:szCs w:val="21"/>
-        </w:rPr>
-        <w:t xml:space="preserve"> V-10</w:t>
-      </w:r>
-      <w:r>
-        <w:rPr>
-          <w:rFonts w:ascii="微软雅黑" w:eastAsia="微软雅黑" w:hAnsi="微软雅黑" w:hint="eastAsia"/>
-          <w:color w:val="1A1A1A"/>
-          <w:sz w:val="21"/>
-          <w:szCs w:val="21"/>
-        </w:rPr>
-        <w:t>，</w:t>
-      </w:r>
-      <w:r>
-        <w:rPr>
-          <w:rFonts w:ascii="微软雅黑" w:eastAsia="微软雅黑" w:hAnsi="微软雅黑" w:hint="eastAsia"/>
-          <w:color w:val="1A1A1A"/>
-          <w:sz w:val="21"/>
-          <w:szCs w:val="21"/>
-        </w:rPr>
-        <w:t>2026-09-28</w:t>
-      </w:r>
-      <w:r>
-        <w:rPr>
-          <w:rFonts w:ascii="微软雅黑" w:eastAsia="微软雅黑" w:hAnsi="微软雅黑" w:hint="eastAsia"/>
-          <w:color w:val="1A1A1A"/>
-          <w:sz w:val="21"/>
-          <w:szCs w:val="21"/>
-        </w:rPr>
-        <w:t>）；核实批次①③④已完成。</w:t>
+        <w:t>已完成。上述核实的</w:t>
+      </w:r>
+      <w:r>
+        <w:rPr>
+          <w:rStyle w:val="a6"/>
+          <w:rFonts w:ascii="微软雅黑" w:eastAsia="微软雅黑" w:hAnsi="微软雅黑" w:hint="eastAsia"/>
+          <w:color w:val="1A1A1A"/>
+          <w:sz w:val="21"/>
+          <w:szCs w:val="21"/>
+        </w:rPr>
+        <w:t>方法与结果均在本包内可查</w:t>
+      </w:r>
+      <w:r>
+        <w:rPr>
+          <w:rFonts w:ascii="微软雅黑" w:eastAsia="微软雅黑" w:hAnsi="微软雅黑" w:hint="eastAsia"/>
+          <w:color w:val="1A1A1A"/>
+          <w:sz w:val="21"/>
+          <w:szCs w:val="21"/>
+        </w:rPr>
+        <w:t>（实测截图见</w:t>
+      </w:r>
+      <w:r>
+        <w:rPr>
+          <w:rFonts w:ascii="微软雅黑" w:eastAsia="微软雅黑" w:hAnsi="微软雅黑" w:hint="eastAsia"/>
+          <w:color w:val="1A1A1A"/>
+          <w:sz w:val="21"/>
+          <w:szCs w:val="21"/>
+        </w:rPr>
+        <w:t xml:space="preserve"> </w:t>
+      </w:r>
+      <w:r>
+        <w:rPr>
+          <w:rStyle w:val="HTML"/>
+          <w:color w:val="1A1A1A"/>
+        </w:rPr>
+        <w:t>附件</w:t>
+      </w:r>
+      <w:r>
+        <w:rPr>
+          <w:rStyle w:val="HTML"/>
+          <w:color w:val="1A1A1A"/>
+        </w:rPr>
+        <w:t>_</w:t>
+      </w:r>
+      <w:r>
+        <w:rPr>
+          <w:rStyle w:val="HTML"/>
+          <w:color w:val="1A1A1A"/>
+        </w:rPr>
+        <w:t>核实证据</w:t>
+      </w:r>
+      <w:r>
+        <w:rPr>
+          <w:rStyle w:val="HTML"/>
+          <w:color w:val="1A1A1A"/>
+        </w:rPr>
+        <w:t>/</w:t>
+      </w:r>
+      <w:r>
+        <w:rPr>
+          <w:rFonts w:ascii="微软雅黑" w:eastAsia="微软雅黑" w:hAnsi="微软雅黑" w:hint="eastAsia"/>
+          <w:color w:val="1A1A1A"/>
+          <w:sz w:val="21"/>
+          <w:szCs w:val="21"/>
+        </w:rPr>
+        <w:t>），不依赖包外材料。</w:t>
       </w:r>
     </w:p>
     <w:p>
@@ -13849,9 +14548,9 @@
 <file path=word/numbering.xml><?xml version="1.0" encoding="utf-8"?>
 <w:numbering xmlns:wpc="http://schemas.microsoft.com/office/word/2010/wordprocessingCanvas" xmlns:cx="http://schemas.microsoft.com/office/drawing/2014/chartex" xmlns:cx1="http://schemas.microsoft.com/office/drawing/2015/9/8/chartex" xmlns:cx2="http://schemas.microsoft.com/office/drawing/2015/10/21/chartex" xmlns:cx3="http://schemas.microsoft.com/office/drawing/2016/5/9/chartex" xmlns:cx4="http://schemas.microsoft.com/office/drawing/2016/5/10/chartex" xmlns:cx5="http://schemas.microsoft.com/office/drawing/2016/5/11/chartex" xmlns:cx6="http://schemas.microsoft.com/office/drawing/2016/5/12/chartex" xmlns:cx7="http://schemas.microsoft.com/office/drawing/2016/5/13/chartex" xmlns:cx8="http://schemas.microsoft.com/office/drawing/2016/5/14/chartex" xmlns:mc="http://schemas.openxmlformats.org/markup-compatibility/2006" xmlns:aink="http://schemas.microsoft.com/office/drawing/2016/ink" xmlns:am3d="http://schemas.microsoft.com/office/drawing/2017/model3d" xmlns:o="urn:schemas-microsoft-com:office:office" xmlns:oel="http://schemas.microsoft.com/office/2019/extlst" xmlns:r="http://schemas.openxmlformats.org/officeDocument/2006/relationships" xmlns:m="http://schemas.openxmlformats.org/officeDocument/2006/math" xmlns:v="urn:schemas-microsoft-com:vml" xmlns:wp14="http://schemas.microsoft.com/office/word/2010/wordprocessingDrawing" xmlns:wp="http://schemas.openxmlformats.org/drawingml/2006/wordprocessingDrawing" xmlns:w10="urn:schemas-microsoft-com:office:word" xmlns:w="http://schemas.openxmlformats.org/wordprocessingml/2006/main" xmlns:w14="http://schemas.microsoft.com/office/word/2010/wordml" xmlns:w15="http://schemas.microsoft.com/office/word/2012/wordml" xmlns:w16cex="http://schemas.microsoft.com/office/word/2018/wordml/cex" xmlns:w16cid="http://schemas.microsoft.com/office/word/2016/wordml/cid" xmlns:w16="http://schemas.microsoft.com/office/word/2018/wordml" xmlns:w16du="http://schemas.microsoft.com/office/word/2023/wordml/word16du" xmlns:w16sdtdh="http://schemas.microsoft.com/office/word/2020/wordml/sdtdatahash" xmlns:w16sdtfl="http://schemas.microsoft.com/office/word/2024/wordml/sdtformatlock" xmlns:w16se="http://schemas.microsoft.com/office/word/2015/wordml/symex" xmlns:wpg="http://schemas.microsoft.com/office/word/2010/wordprocessingGroup" xmlns:wpi="http://schemas.microsoft.com/office/word/2010/wordprocessingInk" xmlns:wne="http://schemas.microsoft.com/office/word/2006/wordml" xmlns:wps="http://schemas.microsoft.com/office/word/2010/wordprocessingShape" mc:Ignorable="w14 w15 w16se w16cid w16 w16cex w16sdtdh w16sdtfl w16du wp14">
   <w:abstractNum w:abstractNumId="0" w15:restartNumberingAfterBreak="0">
-    <w:nsid w:val="37D363D7"/>
+    <w:nsid w:val="2B1D2F7A"/>
     <w:multiLevelType w:val="multilevel"/>
-    <w:tmpl w:val="D6DAE4C2"/>
+    <w:tmpl w:val="17EAAFF0"/>
     <w:lvl w:ilvl="0">
       <w:start w:val="1"/>
       <w:numFmt w:val="decimal"/>
@@ -13962,9 +14661,9 @@
     </w:lvl>
   </w:abstractNum>
   <w:abstractNum w:abstractNumId="1" w15:restartNumberingAfterBreak="0">
-    <w:nsid w:val="55747D38"/>
+    <w:nsid w:val="3E5C2314"/>
     <w:multiLevelType w:val="multilevel"/>
-    <w:tmpl w:val="616E345C"/>
+    <w:tmpl w:val="C8EA43C4"/>
     <w:lvl w:ilvl="0">
       <w:start w:val="1"/>
       <w:numFmt w:val="decimal"/>
@@ -14075,9 +14774,9 @@
     </w:lvl>
   </w:abstractNum>
   <w:abstractNum w:abstractNumId="2" w15:restartNumberingAfterBreak="0">
-    <w:nsid w:val="785B11F6"/>
+    <w:nsid w:val="3F1D031D"/>
     <w:multiLevelType w:val="multilevel"/>
-    <w:tmpl w:val="8BB05E3A"/>
+    <w:tmpl w:val="5BD8E8CA"/>
     <w:lvl w:ilvl="0">
       <w:start w:val="1"/>
       <w:numFmt w:val="decimal"/>
@@ -14187,14 +14886,14 @@
       </w:pPr>
     </w:lvl>
   </w:abstractNum>
-  <w:num w:numId="1" w16cid:durableId="1042942327">
-    <w:abstractNumId w:val="0"/>
+  <w:num w:numId="1" w16cid:durableId="668170024">
+    <w:abstractNumId w:val="2"/>
   </w:num>
-  <w:num w:numId="2" w16cid:durableId="2054649780">
+  <w:num w:numId="2" w16cid:durableId="289365919">
     <w:abstractNumId w:val="1"/>
   </w:num>
-  <w:num w:numId="3" w16cid:durableId="418983551">
-    <w:abstractNumId w:val="2"/>
+  <w:num w:numId="3" w16cid:durableId="158425604">
+    <w:abstractNumId w:val="0"/>
   </w:num>
 </w:numbering>
 </file>
@@ -14864,7 +15563,7 @@
     <w:link w:val="a8"/>
     <w:uiPriority w:val="99"/>
     <w:unhideWhenUsed/>
-    <w:rsid w:val="006B0D04"/>
+    <w:rsid w:val="00D43842"/>
     <w:pPr>
       <w:tabs>
         <w:tab w:val="center" w:pos="4153"/>
@@ -14883,7 +15582,7 @@
     <w:basedOn w:val="a0"/>
     <w:link w:val="a7"/>
     <w:uiPriority w:val="99"/>
-    <w:rsid w:val="006B0D04"/>
+    <w:rsid w:val="00D43842"/>
     <w:rPr>
       <w:rFonts w:ascii="宋体" w:eastAsia="宋体" w:hAnsi="宋体" w:cs="宋体"/>
       <w:sz w:val="18"/>
@@ -14896,7 +15595,7 @@
     <w:link w:val="aa"/>
     <w:uiPriority w:val="99"/>
     <w:unhideWhenUsed/>
-    <w:rsid w:val="006B0D04"/>
+    <w:rsid w:val="00D43842"/>
     <w:pPr>
       <w:tabs>
         <w:tab w:val="center" w:pos="4153"/>
@@ -14914,7 +15613,7 @@
     <w:basedOn w:val="a0"/>
     <w:link w:val="a9"/>
     <w:uiPriority w:val="99"/>
-    <w:rsid w:val="006B0D04"/>
+    <w:rsid w:val="00D43842"/>
     <w:rPr>
       <w:rFonts w:ascii="宋体" w:eastAsia="宋体" w:hAnsi="宋体" w:cs="宋体"/>
       <w:sz w:val="18"/>
@@ -14927,7 +15626,7 @@
     <w:uiPriority w:val="99"/>
     <w:semiHidden/>
     <w:unhideWhenUsed/>
-    <w:rsid w:val="006B0D04"/>
+    <w:rsid w:val="00D43842"/>
   </w:style>
 </w:styles>
 </file>

--- a/选题一_益智消除网页游戏/Word版/03_人工核实说明.docx
+++ b/选题一_益智消除网页游戏/Word版/03_人工核实说明.docx
@@ -35,7 +35,7 @@
     <w:p>
       <w:pPr>
         <w:spacing w:after="80"/>
-        <w:divId w:val="1842769536"/>
+        <w:divId w:val="1308582489"/>
         <w:rPr>
           <w:rFonts w:ascii="微软雅黑" w:eastAsia="微软雅黑" w:hAnsi="微软雅黑" w:hint="eastAsia"/>
           <w:color w:val="404040"/>
@@ -110,7 +110,7 @@
     <w:p>
       <w:pPr>
         <w:spacing w:after="80"/>
-        <w:divId w:val="1842769536"/>
+        <w:divId w:val="1308582489"/>
         <w:rPr>
           <w:rFonts w:ascii="微软雅黑" w:eastAsia="微软雅黑" w:hAnsi="微软雅黑" w:hint="eastAsia"/>
           <w:color w:val="404040"/>
@@ -348,7 +348,7 @@
     <w:p>
       <w:pPr>
         <w:spacing w:after="80"/>
-        <w:divId w:val="1842769536"/>
+        <w:divId w:val="1308582489"/>
         <w:rPr>
           <w:rFonts w:ascii="微软雅黑" w:eastAsia="微软雅黑" w:hAnsi="微软雅黑" w:hint="eastAsia"/>
           <w:color w:val="404040"/>
@@ -473,7 +473,7 @@
           <w:sz w:val="21"/>
           <w:szCs w:val="21"/>
         </w:rPr>
-        <w:pict w14:anchorId="69E643E2">
+        <w:pict w14:anchorId="38E59FE4">
           <v:rect id="_x0000_i1025" style="width:0;height:1.5pt" o:hralign="center" o:hrstd="t" o:hr="t" fillcolor="#a0a0a0" stroked="f"/>
         </w:pict>
       </w:r>
@@ -2315,7 +2315,7 @@
     <w:p>
       <w:pPr>
         <w:spacing w:after="80"/>
-        <w:divId w:val="201674049"/>
+        <w:divId w:val="1226916089"/>
         <w:rPr>
           <w:rFonts w:ascii="微软雅黑" w:eastAsia="微软雅黑" w:hAnsi="微软雅黑" w:hint="eastAsia"/>
           <w:color w:val="404040"/>
@@ -8389,7 +8389,7 @@
     <w:p>
       <w:pPr>
         <w:spacing w:after="80"/>
-        <w:divId w:val="1912885187"/>
+        <w:divId w:val="1498811720"/>
         <w:rPr>
           <w:rFonts w:ascii="微软雅黑" w:eastAsia="微软雅黑" w:hAnsi="微软雅黑" w:hint="eastAsia"/>
           <w:color w:val="404040"/>
@@ -11269,7 +11269,7 @@
     <w:p>
       <w:pPr>
         <w:spacing w:after="80"/>
-        <w:divId w:val="364017677"/>
+        <w:divId w:val="2080708063"/>
         <w:rPr>
           <w:rFonts w:ascii="微软雅黑" w:eastAsia="微软雅黑" w:hAnsi="微软雅黑" w:hint="eastAsia"/>
           <w:color w:val="404040"/>
@@ -14548,9 +14548,9 @@
 <file path=word/numbering.xml><?xml version="1.0" encoding="utf-8"?>
 <w:numbering xmlns:wpc="http://schemas.microsoft.com/office/word/2010/wordprocessingCanvas" xmlns:cx="http://schemas.microsoft.com/office/drawing/2014/chartex" xmlns:cx1="http://schemas.microsoft.com/office/drawing/2015/9/8/chartex" xmlns:cx2="http://schemas.microsoft.com/office/drawing/2015/10/21/chartex" xmlns:cx3="http://schemas.microsoft.com/office/drawing/2016/5/9/chartex" xmlns:cx4="http://schemas.microsoft.com/office/drawing/2016/5/10/chartex" xmlns:cx5="http://schemas.microsoft.com/office/drawing/2016/5/11/chartex" xmlns:cx6="http://schemas.microsoft.com/office/drawing/2016/5/12/chartex" xmlns:cx7="http://schemas.microsoft.com/office/drawing/2016/5/13/chartex" xmlns:cx8="http://schemas.microsoft.com/office/drawing/2016/5/14/chartex" xmlns:mc="http://schemas.openxmlformats.org/markup-compatibility/2006" xmlns:aink="http://schemas.microsoft.com/office/drawing/2016/ink" xmlns:am3d="http://schemas.microsoft.com/office/drawing/2017/model3d" xmlns:o="urn:schemas-microsoft-com:office:office" xmlns:oel="http://schemas.microsoft.com/office/2019/extlst" xmlns:r="http://schemas.openxmlformats.org/officeDocument/2006/relationships" xmlns:m="http://schemas.openxmlformats.org/officeDocument/2006/math" xmlns:v="urn:schemas-microsoft-com:vml" xmlns:wp14="http://schemas.microsoft.com/office/word/2010/wordprocessingDrawing" xmlns:wp="http://schemas.openxmlformats.org/drawingml/2006/wordprocessingDrawing" xmlns:w10="urn:schemas-microsoft-com:office:word" xmlns:w="http://schemas.openxmlformats.org/wordprocessingml/2006/main" xmlns:w14="http://schemas.microsoft.com/office/word/2010/wordml" xmlns:w15="http://schemas.microsoft.com/office/word/2012/wordml" xmlns:w16cex="http://schemas.microsoft.com/office/word/2018/wordml/cex" xmlns:w16cid="http://schemas.microsoft.com/office/word/2016/wordml/cid" xmlns:w16="http://schemas.microsoft.com/office/word/2018/wordml" xmlns:w16du="http://schemas.microsoft.com/office/word/2023/wordml/word16du" xmlns:w16sdtdh="http://schemas.microsoft.com/office/word/2020/wordml/sdtdatahash" xmlns:w16sdtfl="http://schemas.microsoft.com/office/word/2024/wordml/sdtformatlock" xmlns:w16se="http://schemas.microsoft.com/office/word/2015/wordml/symex" xmlns:wpg="http://schemas.microsoft.com/office/word/2010/wordprocessingGroup" xmlns:wpi="http://schemas.microsoft.com/office/word/2010/wordprocessingInk" xmlns:wne="http://schemas.microsoft.com/office/word/2006/wordml" xmlns:wps="http://schemas.microsoft.com/office/word/2010/wordprocessingShape" mc:Ignorable="w14 w15 w16se w16cid w16 w16cex w16sdtdh w16sdtfl w16du wp14">
   <w:abstractNum w:abstractNumId="0" w15:restartNumberingAfterBreak="0">
-    <w:nsid w:val="2B1D2F7A"/>
+    <w:nsid w:val="1DEA467A"/>
     <w:multiLevelType w:val="multilevel"/>
-    <w:tmpl w:val="17EAAFF0"/>
+    <w:tmpl w:val="E300F64C"/>
     <w:lvl w:ilvl="0">
       <w:start w:val="1"/>
       <w:numFmt w:val="decimal"/>
@@ -14661,9 +14661,9 @@
     </w:lvl>
   </w:abstractNum>
   <w:abstractNum w:abstractNumId="1" w15:restartNumberingAfterBreak="0">
-    <w:nsid w:val="3E5C2314"/>
+    <w:nsid w:val="271E6BBE"/>
     <w:multiLevelType w:val="multilevel"/>
-    <w:tmpl w:val="C8EA43C4"/>
+    <w:tmpl w:val="2D2A1FDA"/>
     <w:lvl w:ilvl="0">
       <w:start w:val="1"/>
       <w:numFmt w:val="decimal"/>
@@ -14774,9 +14774,9 @@
     </w:lvl>
   </w:abstractNum>
   <w:abstractNum w:abstractNumId="2" w15:restartNumberingAfterBreak="0">
-    <w:nsid w:val="3F1D031D"/>
+    <w:nsid w:val="59932022"/>
     <w:multiLevelType w:val="multilevel"/>
-    <w:tmpl w:val="5BD8E8CA"/>
+    <w:tmpl w:val="CFA230C4"/>
     <w:lvl w:ilvl="0">
       <w:start w:val="1"/>
       <w:numFmt w:val="decimal"/>
@@ -14886,14 +14886,14 @@
       </w:pPr>
     </w:lvl>
   </w:abstractNum>
-  <w:num w:numId="1" w16cid:durableId="668170024">
-    <w:abstractNumId w:val="2"/>
-  </w:num>
-  <w:num w:numId="2" w16cid:durableId="289365919">
+  <w:num w:numId="1" w16cid:durableId="386271468">
     <w:abstractNumId w:val="1"/>
   </w:num>
-  <w:num w:numId="3" w16cid:durableId="158425604">
+  <w:num w:numId="2" w16cid:durableId="754017955">
     <w:abstractNumId w:val="0"/>
+  </w:num>
+  <w:num w:numId="3" w16cid:durableId="552035362">
+    <w:abstractNumId w:val="2"/>
   </w:num>
 </w:numbering>
 </file>
@@ -15563,7 +15563,7 @@
     <w:link w:val="a8"/>
     <w:uiPriority w:val="99"/>
     <w:unhideWhenUsed/>
-    <w:rsid w:val="00D43842"/>
+    <w:rsid w:val="00C5457B"/>
     <w:pPr>
       <w:tabs>
         <w:tab w:val="center" w:pos="4153"/>
@@ -15582,7 +15582,7 @@
     <w:basedOn w:val="a0"/>
     <w:link w:val="a7"/>
     <w:uiPriority w:val="99"/>
-    <w:rsid w:val="00D43842"/>
+    <w:rsid w:val="00C5457B"/>
     <w:rPr>
       <w:rFonts w:ascii="宋体" w:eastAsia="宋体" w:hAnsi="宋体" w:cs="宋体"/>
       <w:sz w:val="18"/>
@@ -15595,7 +15595,7 @@
     <w:link w:val="aa"/>
     <w:uiPriority w:val="99"/>
     <w:unhideWhenUsed/>
-    <w:rsid w:val="00D43842"/>
+    <w:rsid w:val="00C5457B"/>
     <w:pPr>
       <w:tabs>
         <w:tab w:val="center" w:pos="4153"/>
@@ -15613,7 +15613,7 @@
     <w:basedOn w:val="a0"/>
     <w:link w:val="a9"/>
     <w:uiPriority w:val="99"/>
-    <w:rsid w:val="00D43842"/>
+    <w:rsid w:val="00C5457B"/>
     <w:rPr>
       <w:rFonts w:ascii="宋体" w:eastAsia="宋体" w:hAnsi="宋体" w:cs="宋体"/>
       <w:sz w:val="18"/>
@@ -15626,7 +15626,7 @@
     <w:uiPriority w:val="99"/>
     <w:semiHidden/>
     <w:unhideWhenUsed/>
-    <w:rsid w:val="00D43842"/>
+    <w:rsid w:val="00C5457B"/>
   </w:style>
 </w:styles>
 </file>
